--- a/DOCS/CONG_VIEC_CHO_ANH_KHAMPLA_CHOT.docx
+++ b/DOCS/CONG_VIEC_CHO_ANH_KHAMPLA_CHOT.docx
@@ -1027,7 +1027,39 @@
         <w:pStyle w:val="Heading2"/>
       </w:pPr>
       <w:r>
-        <w:t>B2. Ô "Việc của tôi" của KT Doanh thu luôn là 0</w:t>
+        <w:t>B2. Ảnh xe chưa lưu được</w:t>
+      </w:r>
+    </w:p>
+    <w:p>
+      <w:pPr>
+        <w:jc w:val="both"/>
+      </w:pPr>
+      <w:r>
+        <w:t>Bản thiết kế màn Xe có khung ảnh xe. Máy chủ chưa có chỗ chứa tệp cho ảnh xe (phần đính kèm hiện chỉ</w:t>
+      </w:r>
+    </w:p>
+    <w:p>
+      <w:pPr>
+        <w:jc w:val="both"/>
+      </w:pPr>
+      <w:r>
+        <w:t>làm cho phiếu quặng của phiếu xuất xe), nên khung ảnh để trống kèm một dòng ghi rõ là chưa lưu được —</w:t>
+      </w:r>
+    </w:p>
+    <w:p>
+      <w:pPr>
+        <w:jc w:val="both"/>
+      </w:pPr>
+      <w:r>
+        <w:t>không để nút bấm chết. Làm sau khoảng nửa ngày, dùng lại đúng chỗ chứa tệp của phiếu.</w:t>
+      </w:r>
+    </w:p>
+    <w:p>
+      <w:pPr>
+        <w:pStyle w:val="Heading2"/>
+      </w:pPr>
+      <w:r>
+        <w:t>B3. Ô "Việc của tôi" của KT Doanh thu luôn là 0</w:t>
       </w:r>
     </w:p>
     <w:p>

--- a/DOCS/CONG_VIEC_CHO_ANH_KHAMPLA_CHOT.docx
+++ b/DOCS/CONG_VIEC_CHO_ANH_KHAMPLA_CHOT.docx
@@ -18,16 +18,25 @@
         <w:jc w:val="both"/>
       </w:pPr>
       <w:r>
-        <w:t xml:space="preserve">Tệp này là </w:t>
+        <w:t xml:space="preserve">Cập nhật </w:t>
       </w:r>
       <w:r>
         <w:rPr>
           <w:b/>
         </w:rPr>
-        <w:t>danh sách việc treo</w:t>
+        <w:t>21/09/2026</w:t>
       </w:r>
       <w:r>
-        <w:t>, cập nhật ngày 21/09/2026. Mỗi việc ghi ba thứ: phần mềm **hiện</w:t>
+        <w:t xml:space="preserve">. Ngày này sếp đã chốt câu quan trọng nhất (một chuyến đi qua </w:t>
+      </w:r>
+      <w:r>
+        <w:rPr>
+          <w:b/>
+        </w:rPr>
+        <w:t>hai DO</w:t>
+      </w:r>
+      <w:r>
+        <w:t>) và</w:t>
       </w:r>
     </w:p>
     <w:p>
@@ -35,25 +44,7 @@
         <w:jc w:val="both"/>
       </w:pPr>
       <w:r>
-        <w:t>đang làm gì</w:t>
-      </w:r>
-      <w:r>
-        <w:rPr>
-          <w:b/>
-        </w:rPr>
-        <w:t xml:space="preserve">, </w:t>
-      </w:r>
-      <w:r>
-        <w:t>chờ ai chốt cái gì</w:t>
-      </w:r>
-      <w:r>
-        <w:rPr>
-          <w:b/>
-        </w:rPr>
-        <w:t xml:space="preserve">, và </w:t>
-      </w:r>
-      <w:r>
-        <w:t>nếu chốt thế này thì phải làm gì**. Chốt xong tới đâu thì</w:t>
+        <w:t>giao cho bên mình tự quyết phần còn lại theo logic vận tải chuyên nghiệp. Tệp này ghi lại **đã chốt gì,</w:t>
       </w:r>
     </w:p>
     <w:p>
@@ -61,7 +52,7 @@
         <w:jc w:val="both"/>
       </w:pPr>
       <w:r>
-        <w:t>gạch tới đó và ghi ngày.</w:t>
+        <w:t>làm gì rồi, và còn chờ ai cái gì**.</w:t>
       </w:r>
     </w:p>
     <w:p>
@@ -69,7 +60,7 @@
         <w:jc w:val="both"/>
       </w:pPr>
       <w:r>
-        <w:t xml:space="preserve">Bộ câu hỏi đã gửi bên EPL nằm ở </w:t>
+        <w:t xml:space="preserve">Bộ câu hỏi gửi bên EPL: </w:t>
       </w:r>
       <w:r>
         <w:rPr>
@@ -104,14 +95,14 @@
         <w:t>EPL_BUSINESS_QUESTIONS.md</w:t>
       </w:r>
       <w:r>
-        <w:t xml:space="preserve">). Phân tích nội bộ ở </w:t>
+        <w:t xml:space="preserve">). Mô tả hệ thống đầy đủ: </w:t>
       </w:r>
       <w:r>
         <w:rPr>
           <w:rFonts w:ascii="Consolas" w:hAnsi="Consolas"/>
           <w:sz w:val="19"/>
         </w:rPr>
-        <w:t>PHAN_TICH_LUONG_DO_VA_VAI.md</w:t>
+        <w:t>NGHIEP_VU_DB_API.md</w:t>
       </w:r>
       <w:r>
         <w:t>.</w:t>
@@ -133,7 +124,7 @@
         <w:rPr>
           <w:color w:val="145C4A"/>
         </w:rPr>
-        <w:t>Phần A. Chờ anh Khampla và anh Ped trả lời</w:t>
+        <w:t>Phần 1. Đã chốt và đã làm xong (21/09)</w:t>
       </w:r>
     </w:p>
     <w:p>
@@ -141,44 +132,7 @@
         <w:pStyle w:val="Heading2"/>
       </w:pPr>
       <w:r>
-        <w:t>A1. Một phiếu xuất xe là chặng nào — câu quan trọng nhất (câu B1–B4)</w:t>
-      </w:r>
-    </w:p>
-    <w:p>
-      <w:pPr>
-        <w:pStyle w:val="ListBullet"/>
-      </w:pPr>
-      <w:r>
-        <w:rPr>
-          <w:b/>
-        </w:rPr>
-        <w:t>Hiện đang làm:</w:t>
-      </w:r>
-      <w:r>
-        <w:t xml:space="preserve"> một phiếu là </w:t>
-      </w:r>
-      <w:r>
-        <w:rPr>
-          <w:b/>
-        </w:rPr>
-        <w:t>cả vòng</w:t>
-      </w:r>
-      <w:r>
-        <w:t xml:space="preserve"> mỏ → bãi → cảng, một số phiếu cho cả chuyến.</w:t>
-      </w:r>
-    </w:p>
-    <w:p>
-      <w:pPr>
-        <w:pStyle w:val="ListBullet"/>
-      </w:pPr>
-      <w:r>
-        <w:rPr>
-          <w:b/>
-        </w:rPr>
-        <w:t>Nếu họ trả lời "hai phiếu"</w:t>
-      </w:r>
-      <w:r>
-        <w:t xml:space="preserve"> (một phiếu gom hàng mỏ → bãi, một phiếu giao hàng bãi → cảng):</w:t>
+        <w:t>1.1 Một chuyến đi qua HAI DO — sếp chốt</w:t>
       </w:r>
     </w:p>
     <w:p>
@@ -186,7 +140,7 @@
         <w:jc w:val="both"/>
       </w:pPr>
       <w:r>
-        <w:t xml:space="preserve">  phải thêm loại phiếu *gom hàng* không có phần cước, nối hai phiếu với nhau, và sửa lại cách tính</w:t>
+        <w:t>&gt; *"Mình phải làm 2 phiếu. Một phiếu là DO đi gom hàng… một phiếu đi giao hàng là như hiện tại. Hai cái</w:t>
       </w:r>
     </w:p>
     <w:p>
@@ -194,16 +148,7 @@
         <w:jc w:val="both"/>
       </w:pPr>
       <w:r>
-        <w:t xml:space="preserve">  hao hụt (cân đầu ở phiếu này, cân cuối ở phiếu kia). Đây là việc </w:t>
-      </w:r>
-      <w:r>
-        <w:rPr>
-          <w:b/>
-        </w:rPr>
-        <w:t>nặng nhất trong danh sách</w:t>
-      </w:r>
-      <w:r>
-        <w:t>,</w:t>
+        <w:t>&gt; phiếu này tuy 2 mà 1 — cái Thabok là như gọi là cái bưu cục. DO lấy hàng mang về sẽ lên chứng từ nhập</w:t>
       </w:r>
     </w:p>
     <w:p>
@@ -211,21 +156,396 @@
         <w:jc w:val="both"/>
       </w:pPr>
       <w:r>
-        <w:t xml:space="preserve">  khoảng một đến hai ngày, và đụng vào cả màn phiếu, Theo dõi, hoá đơn, Tổng quan.</w:t>
+        <w:t>&gt; kho, và khi DO giao lấy thì phải có chứng từ xuất kho. Xe đi lấy hàng và xe đi giao hàng có thể khác</w:t>
       </w:r>
     </w:p>
     <w:p>
       <w:pPr>
-        <w:pStyle w:val="ListBullet"/>
+        <w:jc w:val="both"/>
       </w:pPr>
       <w:r>
-        <w:rPr>
-          <w:b/>
-        </w:rPr>
-        <w:t>Nếu trả lời "cả vòng"</w:t>
+        <w:t>&gt; nhau. Trong DO phải biết có mặt hàng gì, bao nhiêu kg, để insert thêm một dòng hao hụt cho rõ ràng."*</w:t>
+      </w:r>
+    </w:p>
+    <w:p>
+      <w:pPr>
+        <w:jc w:val="both"/>
+      </w:pPr>
+      <w:r>
+        <w:t>Đã làm đúng như vậy:</w:t>
+      </w:r>
+    </w:p>
+    <w:tbl>
+      <w:tblPr>
+        <w:tblStyle w:val="LightGrid-Accent1"/>
+        <w:tblW w:type="auto" w:w="0"/>
+        <w:tblLook w:firstColumn="1" w:firstRow="1" w:lastColumn="0" w:lastRow="0" w:noHBand="0" w:noVBand="1" w:val="04A0"/>
+      </w:tblPr>
+      <w:tblGrid>
+        <w:gridCol w:w="4320"/>
+        <w:gridCol w:w="4320"/>
+      </w:tblGrid>
+      <w:tr>
+        <w:tc>
+          <w:tcPr>
+            <w:tcW w:type="dxa" w:w="4320"/>
+          </w:tcPr>
+          <w:p>
+            <w:r>
+              <w:rPr>
+                <w:b/>
+              </w:rPr>
+            </w:r>
+            <w:r>
+              <w:rPr>
+                <w:b/>
+              </w:rPr>
+              <w:t>Việc</w:t>
+            </w:r>
+          </w:p>
+        </w:tc>
+        <w:tc>
+          <w:tcPr>
+            <w:tcW w:type="dxa" w:w="4320"/>
+          </w:tcPr>
+          <w:p>
+            <w:r>
+              <w:rPr>
+                <w:b/>
+              </w:rPr>
+            </w:r>
+            <w:r>
+              <w:rPr>
+                <w:b/>
+              </w:rPr>
+              <w:t>Cách làm</w:t>
+            </w:r>
+          </w:p>
+        </w:tc>
+      </w:tr>
+      <w:tr>
+        <w:tc>
+          <w:tcPr>
+            <w:tcW w:type="dxa" w:w="4320"/>
+          </w:tcPr>
+          <w:p>
+            <w:r/>
+            <w:r>
+              <w:t>Hai loại phiếu</w:t>
+            </w:r>
+          </w:p>
+        </w:tc>
+        <w:tc>
+          <w:tcPr>
+            <w:tcW w:type="dxa" w:w="4320"/>
+          </w:tcPr>
+          <w:p>
+            <w:r/>
+            <w:r>
+              <w:rPr>
+                <w:rFonts w:ascii="Consolas" w:hAnsi="Consolas"/>
+                <w:sz w:val="19"/>
+              </w:rPr>
+              <w:t>trips.kind</w:t>
+            </w:r>
+            <w:r>
+              <w:t xml:space="preserve"> = </w:t>
+            </w:r>
+            <w:r>
+              <w:rPr>
+                <w:rFonts w:ascii="Consolas" w:hAnsi="Consolas"/>
+                <w:sz w:val="19"/>
+              </w:rPr>
+              <w:t>gom</w:t>
+            </w:r>
+            <w:r>
+              <w:t xml:space="preserve"> (mỏ → bãi) hoặc </w:t>
+            </w:r>
+            <w:r>
+              <w:rPr>
+                <w:rFonts w:ascii="Consolas" w:hAnsi="Consolas"/>
+                <w:sz w:val="19"/>
+              </w:rPr>
+              <w:t>giao</w:t>
+            </w:r>
+            <w:r>
+              <w:t xml:space="preserve"> (bãi → khách). Chọn ngay ở mục I khi lập phiếu</w:t>
+            </w:r>
+          </w:p>
+        </w:tc>
+      </w:tr>
+      <w:tr>
+        <w:tc>
+          <w:tcPr>
+            <w:tcW w:type="dxa" w:w="4320"/>
+          </w:tcPr>
+          <w:p>
+            <w:r/>
+            <w:r>
+              <w:t>Dòng hàng</w:t>
+            </w:r>
+          </w:p>
+        </w:tc>
+        <w:tc>
+          <w:tcPr>
+            <w:tcW w:type="dxa" w:w="4320"/>
+          </w:tcPr>
+          <w:p>
+            <w:r/>
+            <w:r>
+              <w:t xml:space="preserve">Bảng </w:t>
+            </w:r>
+            <w:r>
+              <w:rPr>
+                <w:rFonts w:ascii="Consolas" w:hAnsi="Consolas"/>
+                <w:sz w:val="19"/>
+              </w:rPr>
+              <w:t>trip_goods</w:t>
+            </w:r>
+            <w:r>
+              <w:t>: mặt hàng, số tấn. DO gom ghi hàng bốc ở mỏ; DO giao ghi hàng lấy khỏi kho</w:t>
+            </w:r>
+          </w:p>
+        </w:tc>
+      </w:tr>
+      <w:tr>
+        <w:tc>
+          <w:tcPr>
+            <w:tcW w:type="dxa" w:w="4320"/>
+          </w:tcPr>
+          <w:p>
+            <w:r/>
+            <w:r>
+              <w:t>Bưu cục Thà Bốc</w:t>
+            </w:r>
+          </w:p>
+        </w:tc>
+        <w:tc>
+          <w:tcPr>
+            <w:tcW w:type="dxa" w:w="4320"/>
+          </w:tcPr>
+          <w:p>
+            <w:r/>
+            <w:r>
+              <w:t xml:space="preserve">Bảng </w:t>
+            </w:r>
+            <w:r>
+              <w:rPr>
+                <w:rFonts w:ascii="Consolas" w:hAnsi="Consolas"/>
+                <w:sz w:val="19"/>
+              </w:rPr>
+              <w:t>goods_moves</w:t>
+            </w:r>
+            <w:r>
+              <w:t xml:space="preserve"> = sổ kho hàng. DO gom về bãi → </w:t>
+            </w:r>
+            <w:r>
+              <w:rPr>
+                <w:b/>
+              </w:rPr>
+              <w:t>nhập kho</w:t>
+            </w:r>
+            <w:r>
+              <w:t xml:space="preserve"> (chứng từ </w:t>
+            </w:r>
+            <w:r>
+              <w:rPr>
+                <w:rFonts w:ascii="Consolas" w:hAnsi="Consolas"/>
+                <w:sz w:val="19"/>
+              </w:rPr>
+              <w:t>PNK_HH</w:t>
+            </w:r>
+            <w:r>
+              <w:t xml:space="preserve">); DO giao lấy đi → </w:t>
+            </w:r>
+            <w:r>
+              <w:rPr>
+                <w:b/>
+              </w:rPr>
+              <w:t>xuất kho</w:t>
+            </w:r>
+            <w:r>
+              <w:t xml:space="preserve"> (chứng từ </w:t>
+            </w:r>
+            <w:r>
+              <w:rPr>
+                <w:rFonts w:ascii="Consolas" w:hAnsi="Consolas"/>
+                <w:sz w:val="19"/>
+              </w:rPr>
+              <w:t>PXK_HH</w:t>
+            </w:r>
+            <w:r>
+              <w:t>)</w:t>
+            </w:r>
+          </w:p>
+        </w:tc>
+      </w:tr>
+      <w:tr>
+        <w:tc>
+          <w:tcPr>
+            <w:tcW w:type="dxa" w:w="4320"/>
+          </w:tcPr>
+          <w:p>
+            <w:r/>
+            <w:r>
+              <w:t>Dây nối hai DO</w:t>
+            </w:r>
+          </w:p>
+        </w:tc>
+        <w:tc>
+          <w:tcPr>
+            <w:tcW w:type="dxa" w:w="4320"/>
+          </w:tcPr>
+          <w:p>
+            <w:r/>
+            <w:r>
+              <w:t xml:space="preserve">Mỗi dòng hàng của DO giao ghi </w:t>
+            </w:r>
+            <w:r>
+              <w:rPr>
+                <w:rFonts w:ascii="Consolas" w:hAnsi="Consolas"/>
+                <w:sz w:val="19"/>
+              </w:rPr>
+              <w:t>tu_phieu_id</w:t>
+            </w:r>
+            <w:r>
+              <w:t xml:space="preserve"> = DO gom mang lô đó về. Nhìn phiếu nào cũng tra ngược được</w:t>
+            </w:r>
+          </w:p>
+        </w:tc>
+      </w:tr>
+      <w:tr>
+        <w:tc>
+          <w:tcPr>
+            <w:tcW w:type="dxa" w:w="4320"/>
+          </w:tcPr>
+          <w:p>
+            <w:r/>
+            <w:r>
+              <w:t>Xe khác nhau</w:t>
+            </w:r>
+          </w:p>
+        </w:tc>
+        <w:tc>
+          <w:tcPr>
+            <w:tcW w:type="dxa" w:w="4320"/>
+          </w:tcPr>
+          <w:p>
+            <w:r/>
+            <w:r>
+              <w:t>Không ràng buộc gì giữa xe hai chặng</w:t>
+            </w:r>
+          </w:p>
+        </w:tc>
+      </w:tr>
+      <w:tr>
+        <w:tc>
+          <w:tcPr>
+            <w:tcW w:type="dxa" w:w="4320"/>
+          </w:tcPr>
+          <w:p>
+            <w:r/>
+            <w:r>
+              <w:t>Dòng hao hụt</w:t>
+            </w:r>
+          </w:p>
+        </w:tc>
+        <w:tc>
+          <w:tcPr>
+            <w:tcW w:type="dxa" w:w="4320"/>
+          </w:tcPr>
+          <w:p>
+            <w:r/>
+            <w:r>
+              <w:t xml:space="preserve">Máy tự ghi một dòng </w:t>
+            </w:r>
+            <w:r>
+              <w:rPr>
+                <w:rFonts w:ascii="Consolas" w:hAnsi="Consolas"/>
+                <w:sz w:val="19"/>
+              </w:rPr>
+              <w:t>loai = 'hao_hut'</w:t>
+            </w:r>
+            <w:r>
+              <w:t>: chặng gom là *cân mỏ − cân bãi*, chặng giao là *tấn xuất kho − cân nơi giao*</w:t>
+            </w:r>
+          </w:p>
+        </w:tc>
+      </w:tr>
+      <w:tr>
+        <w:tc>
+          <w:tcPr>
+            <w:tcW w:type="dxa" w:w="4320"/>
+          </w:tcPr>
+          <w:p>
+            <w:r/>
+            <w:r>
+              <w:t>Chạy thẳng mỏ → cảng</w:t>
+            </w:r>
+          </w:p>
+        </w:tc>
+        <w:tc>
+          <w:tcPr>
+            <w:tcW w:type="dxa" w:w="4320"/>
+          </w:tcPr>
+          <w:p>
+            <w:r/>
+            <w:r>
+              <w:t>Vẫn được: lập DO giao và không chọn lô nào, nhập cân tay như trước</w:t>
+            </w:r>
+          </w:p>
+        </w:tc>
+      </w:tr>
+      <w:tr>
+        <w:tc>
+          <w:tcPr>
+            <w:tcW w:type="dxa" w:w="4320"/>
+          </w:tcPr>
+          <w:p>
+            <w:r/>
+            <w:r>
+              <w:t>Màn Kho hàng</w:t>
+            </w:r>
+          </w:p>
+        </w:tc>
+        <w:tc>
+          <w:tcPr>
+            <w:tcW w:type="dxa" w:w="4320"/>
+          </w:tcPr>
+          <w:p>
+            <w:r/>
+            <w:r>
+              <w:t>Mới: tồn theo từng lô, sổ nhập xuất, bấm một dòng là mở đúng phiếu</w:t>
+            </w:r>
+          </w:p>
+        </w:tc>
+      </w:tr>
+    </w:tbl>
+    <w:p/>
+    <w:p>
+      <w:pPr>
+        <w:jc w:val="both"/>
+      </w:pPr>
+      <w:r>
+        <w:t>Máy chủ chặn ba chỗ: lấy quá tồn của lô, xuất hoá đơn cho DO gom, xoá DO gom mà hàng đã có người lấy.</w:t>
+      </w:r>
+    </w:p>
+    <w:p>
+      <w:pPr>
+        <w:jc w:val="both"/>
+      </w:pPr>
+      <w:r>
+        <w:t xml:space="preserve">Bộ kiểm </w:t>
       </w:r>
       <w:r>
-        <w:t>: không phải sửa gì, chỉ ghi nhận.</w:t>
+        <w:rPr>
+          <w:rFonts w:ascii="Consolas" w:hAnsi="Consolas"/>
+          <w:sz w:val="19"/>
+        </w:rPr>
+        <w:t>kiem/thu_hai_do.py</w:t>
+      </w:r>
+      <w:r>
+        <w:t xml:space="preserve"> đi trọn luồng này.</w:t>
       </w:r>
     </w:p>
     <w:p>
@@ -233,547 +553,1662 @@
         <w:pStyle w:val="Heading2"/>
       </w:pPr>
       <w:r>
-        <w:t>A2. Bãi được thấy những khoản tiền nào (mục A2 trong tài liệu gửi họ)</w:t>
+        <w:t>1.2 Những câu sếp giao bên mình tự quyết</w:t>
       </w:r>
     </w:p>
-    <w:p>
-      <w:pPr>
-        <w:pStyle w:val="ListBullet"/>
-      </w:pPr>
-      <w:r>
-        <w:rPr>
-          <w:b/>
-        </w:rPr>
-        <w:t>Hiện đang làm:</w:t>
-      </w:r>
-      <w:r>
-        <w:t xml:space="preserve"> Bãi thấy </w:t>
-      </w:r>
-      <w:r>
-        <w:rPr>
-          <w:b/>
-        </w:rPr>
-        <w:t>mọi khoản chi</w:t>
-      </w:r>
-      <w:r>
-        <w:t xml:space="preserve"> (dầu, đi đường, sửa chữa, giá nhập kho) vì chính họ</w:t>
-      </w:r>
-    </w:p>
+    <w:tbl>
+      <w:tblPr>
+        <w:tblStyle w:val="LightGrid-Accent1"/>
+        <w:tblW w:type="auto" w:w="0"/>
+        <w:tblLook w:firstColumn="1" w:firstRow="1" w:lastColumn="0" w:lastRow="0" w:noHBand="0" w:noVBand="1" w:val="04A0"/>
+      </w:tblPr>
+      <w:tblGrid>
+        <w:gridCol w:w="2880"/>
+        <w:gridCol w:w="2880"/>
+        <w:gridCol w:w="2880"/>
+      </w:tblGrid>
+      <w:tr>
+        <w:tc>
+          <w:tcPr>
+            <w:tcW w:type="dxa" w:w="2880"/>
+          </w:tcPr>
+          <w:p>
+            <w:r>
+              <w:rPr>
+                <w:b/>
+              </w:rPr>
+            </w:r>
+            <w:r>
+              <w:rPr>
+                <w:b/>
+              </w:rPr>
+              <w:t>Mã</w:t>
+            </w:r>
+          </w:p>
+        </w:tc>
+        <w:tc>
+          <w:tcPr>
+            <w:tcW w:type="dxa" w:w="2880"/>
+          </w:tcPr>
+          <w:p>
+            <w:r>
+              <w:rPr>
+                <w:b/>
+              </w:rPr>
+            </w:r>
+            <w:r>
+              <w:rPr>
+                <w:b/>
+              </w:rPr>
+              <w:t>Quyết định</w:t>
+            </w:r>
+          </w:p>
+        </w:tc>
+        <w:tc>
+          <w:tcPr>
+            <w:tcW w:type="dxa" w:w="2880"/>
+          </w:tcPr>
+          <w:p>
+            <w:r>
+              <w:rPr>
+                <w:b/>
+              </w:rPr>
+            </w:r>
+            <w:r>
+              <w:rPr>
+                <w:b/>
+              </w:rPr>
+              <w:t>Lý do</w:t>
+            </w:r>
+          </w:p>
+        </w:tc>
+      </w:tr>
+      <w:tr>
+        <w:tc>
+          <w:tcPr>
+            <w:tcW w:type="dxa" w:w="2880"/>
+          </w:tcPr>
+          <w:p>
+            <w:r/>
+            <w:r>
+              <w:rPr>
+                <w:b/>
+              </w:rPr>
+              <w:t>B3, C8.2</w:t>
+            </w:r>
+          </w:p>
+        </w:tc>
+        <w:tc>
+          <w:tcPr>
+            <w:tcW w:type="dxa" w:w="2880"/>
+          </w:tcPr>
+          <w:p>
+            <w:r/>
+            <w:r>
+              <w:rPr>
+                <w:b/>
+              </w:rPr>
+              <w:t>Mỗi DO giao một hoá đơn</w:t>
+            </w:r>
+            <w:r>
+              <w:t>, tính trên tấn cân ở nơi giao × đơn giá</w:t>
+            </w:r>
+          </w:p>
+        </w:tc>
+        <w:tc>
+          <w:tcPr>
+            <w:tcW w:type="dxa" w:w="2880"/>
+          </w:tcPr>
+          <w:p>
+            <w:r/>
+            <w:r>
+              <w:t>Hoá đơn khớp một lần giao, đối chiếu phiếu cân dễ; gom theo tháng làm sau cũng không phá cấu trúc</w:t>
+            </w:r>
+          </w:p>
+        </w:tc>
+      </w:tr>
+      <w:tr>
+        <w:tc>
+          <w:tcPr>
+            <w:tcW w:type="dxa" w:w="2880"/>
+          </w:tcPr>
+          <w:p>
+            <w:r/>
+            <w:r>
+              <w:rPr>
+                <w:b/>
+              </w:rPr>
+              <w:t>B4</w:t>
+            </w:r>
+          </w:p>
+        </w:tc>
+        <w:tc>
+          <w:tcPr>
+            <w:tcW w:type="dxa" w:w="2880"/>
+          </w:tcPr>
+          <w:p>
+            <w:r/>
+            <w:r>
+              <w:t xml:space="preserve">DO gom </w:t>
+            </w:r>
+            <w:r>
+              <w:rPr>
+                <w:b/>
+              </w:rPr>
+              <w:t>không có cước</w:t>
+            </w:r>
+            <w:r>
+              <w:t>, chỉ có chi phí</w:t>
+            </w:r>
+          </w:p>
+        </w:tc>
+        <w:tc>
+          <w:tcPr>
+            <w:tcW w:type="dxa" w:w="2880"/>
+          </w:tcPr>
+          <w:p>
+            <w:r/>
+            <w:r>
+              <w:t>Khách trả cho việc đưa hàng tới cảng; chặng gom là việc nội bộ giữa hai chân của cùng một dịch vụ</w:t>
+            </w:r>
+          </w:p>
+        </w:tc>
+      </w:tr>
+      <w:tr>
+        <w:tc>
+          <w:tcPr>
+            <w:tcW w:type="dxa" w:w="2880"/>
+          </w:tcPr>
+          <w:p>
+            <w:r/>
+            <w:r>
+              <w:rPr>
+                <w:b/>
+              </w:rPr>
+              <w:t>A2</w:t>
+            </w:r>
+          </w:p>
+        </w:tc>
+        <w:tc>
+          <w:tcPr>
+            <w:tcW w:type="dxa" w:w="2880"/>
+          </w:tcPr>
+          <w:p>
+            <w:r/>
+            <w:r>
+              <w:t xml:space="preserve">Bãi thấy mọi khoản </w:t>
+            </w:r>
+            <w:r>
+              <w:rPr>
+                <w:b/>
+              </w:rPr>
+              <w:t>chi</w:t>
+            </w:r>
+            <w:r>
+              <w:t xml:space="preserve">; không thấy </w:t>
+            </w:r>
+            <w:r>
+              <w:rPr>
+                <w:b/>
+              </w:rPr>
+              <w:t>tiền bán</w:t>
+            </w:r>
+            <w:r>
+              <w:t xml:space="preserve"> (cước, doanh thu, hoá đơn, giá thuê xe ngoài, lãi, mã TK)</w:t>
+            </w:r>
+          </w:p>
+        </w:tc>
+        <w:tc>
+          <w:tcPr>
+            <w:tcW w:type="dxa" w:w="2880"/>
+          </w:tcPr>
+          <w:p>
+            <w:r/>
+            <w:r>
+              <w:t>Bãi là người chi nên phải thấy chi; chênh lệch giá bán và giá thuê là biên lợi nhuận</w:t>
+            </w:r>
+          </w:p>
+        </w:tc>
+      </w:tr>
+      <w:tr>
+        <w:tc>
+          <w:tcPr>
+            <w:tcW w:type="dxa" w:w="2880"/>
+          </w:tcPr>
+          <w:p>
+            <w:r/>
+            <w:r>
+              <w:rPr>
+                <w:b/>
+              </w:rPr>
+              <w:t>C3.1</w:t>
+            </w:r>
+          </w:p>
+        </w:tc>
+        <w:tc>
+          <w:tcPr>
+            <w:tcW w:type="dxa" w:w="2880"/>
+          </w:tcPr>
+          <w:p>
+            <w:r/>
+            <w:r>
+              <w:t xml:space="preserve">Cân đầu = </w:t>
+            </w:r>
+            <w:r>
+              <w:rPr>
+                <w:b/>
+              </w:rPr>
+              <w:t>cân của mỏ</w:t>
+            </w:r>
+            <w:r>
+              <w:t>, nhập trên DO gom</w:t>
+            </w:r>
+          </w:p>
+        </w:tc>
+        <w:tc>
+          <w:tcPr>
+            <w:tcW w:type="dxa" w:w="2880"/>
+          </w:tcPr>
+          <w:p>
+            <w:r/>
+            <w:r>
+              <w:t>Đó là số trên phiếu quặng khách giao</w:t>
+            </w:r>
+          </w:p>
+        </w:tc>
+      </w:tr>
+      <w:tr>
+        <w:tc>
+          <w:tcPr>
+            <w:tcW w:type="dxa" w:w="2880"/>
+          </w:tcPr>
+          <w:p>
+            <w:r/>
+            <w:r>
+              <w:rPr>
+                <w:b/>
+              </w:rPr>
+              <w:t>C3.2</w:t>
+            </w:r>
+          </w:p>
+        </w:tc>
+        <w:tc>
+          <w:tcPr>
+            <w:tcW w:type="dxa" w:w="2880"/>
+          </w:tcPr>
+          <w:p>
+            <w:r/>
+            <w:r>
+              <w:t xml:space="preserve">Cân cuối = </w:t>
+            </w:r>
+            <w:r>
+              <w:rPr>
+                <w:b/>
+              </w:rPr>
+              <w:t>cân ở nơi giao</w:t>
+            </w:r>
+            <w:r>
+              <w:t>, nhập trên DO giao</w:t>
+            </w:r>
+          </w:p>
+        </w:tc>
+        <w:tc>
+          <w:tcPr>
+            <w:tcW w:type="dxa" w:w="2880"/>
+          </w:tcPr>
+          <w:p>
+            <w:r/>
+            <w:r>
+              <w:t>Hoá đơn tính trên số này</w:t>
+            </w:r>
+          </w:p>
+        </w:tc>
+      </w:tr>
+      <w:tr>
+        <w:tc>
+          <w:tcPr>
+            <w:tcW w:type="dxa" w:w="2880"/>
+          </w:tcPr>
+          <w:p>
+            <w:r/>
+            <w:r>
+              <w:rPr>
+                <w:b/>
+              </w:rPr>
+              <w:t>C3.3</w:t>
+            </w:r>
+          </w:p>
+        </w:tc>
+        <w:tc>
+          <w:tcPr>
+            <w:tcW w:type="dxa" w:w="2880"/>
+          </w:tcPr>
+          <w:p>
+            <w:r/>
+            <w:r>
+              <w:t xml:space="preserve">Tài xế chụp ảnh phiếu cân, </w:t>
+            </w:r>
+            <w:r>
+              <w:rPr>
+                <w:b/>
+              </w:rPr>
+              <w:t>đính kèm vào phiếu</w:t>
+            </w:r>
+            <w:r>
+              <w:t>; máy nhắc khi khoá nếu còn thiếu</w:t>
+            </w:r>
+          </w:p>
+        </w:tc>
+        <w:tc>
+          <w:tcPr>
+            <w:tcW w:type="dxa" w:w="2880"/>
+          </w:tcPr>
+          <w:p>
+            <w:r/>
+            <w:r>
+              <w:t>Giấy dễ mất, ảnh vào phiếu thì kế toán ở Viêng Chăn xem được ngay</w:t>
+            </w:r>
+          </w:p>
+        </w:tc>
+      </w:tr>
+      <w:tr>
+        <w:tc>
+          <w:tcPr>
+            <w:tcW w:type="dxa" w:w="2880"/>
+          </w:tcPr>
+          <w:p>
+            <w:r/>
+            <w:r>
+              <w:rPr>
+                <w:b/>
+              </w:rPr>
+              <w:t>C3.4</w:t>
+            </w:r>
+          </w:p>
+        </w:tc>
+        <w:tc>
+          <w:tcPr>
+            <w:tcW w:type="dxa" w:w="2880"/>
+          </w:tcPr>
+          <w:p>
+            <w:r/>
+            <w:r>
+              <w:t xml:space="preserve">Hao hụt </w:t>
+            </w:r>
+            <w:r>
+              <w:rPr>
+                <w:b/>
+              </w:rPr>
+              <w:t>chỉ theo dõi</w:t>
+            </w:r>
+            <w:r>
+              <w:t>, không tự trừ tiền khách; quá 1,5 % thì cờ đỏ và cảnh báo khi khoá</w:t>
+            </w:r>
+          </w:p>
+        </w:tc>
+        <w:tc>
+          <w:tcPr>
+            <w:tcW w:type="dxa" w:w="2880"/>
+          </w:tcPr>
+          <w:p>
+            <w:r/>
+            <w:r>
+              <w:t xml:space="preserve">Hợp đồng chưa nói trừ; nhưng hao hụt đã có </w:t>
+            </w:r>
+            <w:r>
+              <w:rPr>
+                <w:b/>
+              </w:rPr>
+              <w:t>dòng riêng</w:t>
+            </w:r>
+            <w:r>
+              <w:t xml:space="preserve"> nên bật trừ tiền sau rất nhanh</w:t>
+            </w:r>
+          </w:p>
+        </w:tc>
+      </w:tr>
+      <w:tr>
+        <w:tc>
+          <w:tcPr>
+            <w:tcW w:type="dxa" w:w="2880"/>
+          </w:tcPr>
+          <w:p>
+            <w:r/>
+            <w:r>
+              <w:rPr>
+                <w:b/>
+              </w:rPr>
+              <w:t>C3.5, C3.6</w:t>
+            </w:r>
+          </w:p>
+        </w:tc>
+        <w:tc>
+          <w:tcPr>
+            <w:tcW w:type="dxa" w:w="2880"/>
+          </w:tcPr>
+          <w:p>
+            <w:r/>
+            <w:r>
+              <w:t xml:space="preserve">Giá lấy từ </w:t>
+            </w:r>
+            <w:r>
+              <w:rPr>
+                <w:b/>
+              </w:rPr>
+              <w:t>bảng giá khách × tuyến</w:t>
+            </w:r>
+            <w:r>
+              <w:t xml:space="preserve"> (có ngày hiệu lực), tính trên </w:t>
+            </w:r>
+            <w:r>
+              <w:rPr>
+                <w:b/>
+              </w:rPr>
+              <w:t>tấn ở điểm đến</w:t>
+            </w:r>
+          </w:p>
+        </w:tc>
+        <w:tc>
+          <w:tcPr>
+            <w:tcW w:type="dxa" w:w="2880"/>
+          </w:tcPr>
+          <w:p>
+            <w:r/>
+            <w:r>
+              <w:t>Giá hợp đồng nhập một lần, phiếu tự điền, kế toán chỉ sửa khi chuyến đó khác hợp đồng</w:t>
+            </w:r>
+          </w:p>
+        </w:tc>
+      </w:tr>
+      <w:tr>
+        <w:tc>
+          <w:tcPr>
+            <w:tcW w:type="dxa" w:w="2880"/>
+          </w:tcPr>
+          <w:p>
+            <w:r/>
+            <w:r>
+              <w:rPr>
+                <w:b/>
+              </w:rPr>
+              <w:t>C3.7</w:t>
+            </w:r>
+          </w:p>
+        </w:tc>
+        <w:tc>
+          <w:tcPr>
+            <w:tcW w:type="dxa" w:w="2880"/>
+          </w:tcPr>
+          <w:p>
+            <w:r/>
+            <w:r>
+              <w:t xml:space="preserve">Số và ngày phiếu quặng do </w:t>
+            </w:r>
+            <w:r>
+              <w:rPr>
+                <w:b/>
+              </w:rPr>
+              <w:t>Bãi nhập lúc bốc hàng</w:t>
+            </w:r>
+            <w:r>
+              <w:t>, kèm ảnh</w:t>
+            </w:r>
+          </w:p>
+        </w:tc>
+        <w:tc>
+          <w:tcPr>
+            <w:tcW w:type="dxa" w:w="2880"/>
+          </w:tcPr>
+          <w:p>
+            <w:r/>
+            <w:r>
+              <w:t>Người cầm giấy là người nhập</w:t>
+            </w:r>
+          </w:p>
+        </w:tc>
+      </w:tr>
+      <w:tr>
+        <w:tc>
+          <w:tcPr>
+            <w:tcW w:type="dxa" w:w="2880"/>
+          </w:tcPr>
+          <w:p>
+            <w:r/>
+            <w:r>
+              <w:rPr>
+                <w:b/>
+              </w:rPr>
+              <w:t>C4.1</w:t>
+            </w:r>
+          </w:p>
+        </w:tc>
+        <w:tc>
+          <w:tcPr>
+            <w:tcW w:type="dxa" w:w="2880"/>
+          </w:tcPr>
+          <w:p>
+            <w:r/>
+            <w:r>
+              <w:t xml:space="preserve">Giá thuê xe ngoài do </w:t>
+            </w:r>
+            <w:r>
+              <w:rPr>
+                <w:b/>
+              </w:rPr>
+              <w:t>kế toán Viêng Chăn</w:t>
+            </w:r>
+            <w:r>
+              <w:t xml:space="preserve"> nhập</w:t>
+            </w:r>
+          </w:p>
+        </w:tc>
+        <w:tc>
+          <w:tcPr>
+            <w:tcW w:type="dxa" w:w="2880"/>
+          </w:tcPr>
+          <w:p>
+            <w:r/>
+            <w:r>
+              <w:t>Người ký với chủ xe; và Bãi không được thấy giá thuê</w:t>
+            </w:r>
+          </w:p>
+        </w:tc>
+      </w:tr>
+      <w:tr>
+        <w:tc>
+          <w:tcPr>
+            <w:tcW w:type="dxa" w:w="2880"/>
+          </w:tcPr>
+          <w:p>
+            <w:r/>
+            <w:r>
+              <w:rPr>
+                <w:b/>
+              </w:rPr>
+              <w:t>C4.2</w:t>
+            </w:r>
+          </w:p>
+        </w:tc>
+        <w:tc>
+          <w:tcPr>
+            <w:tcW w:type="dxa" w:w="2880"/>
+          </w:tcPr>
+          <w:p>
+            <w:r/>
+            <w:r>
+              <w:t xml:space="preserve">2 %/phiếu và 1 USD/tấn vượt 40 t là </w:t>
+            </w:r>
+            <w:r>
+              <w:rPr>
+                <w:b/>
+              </w:rPr>
+              <w:t>mặc định</w:t>
+            </w:r>
+            <w:r>
+              <w:t>, sửa được trên từng phiếu</w:t>
+            </w:r>
+          </w:p>
+        </w:tc>
+        <w:tc>
+          <w:tcPr>
+            <w:tcW w:type="dxa" w:w="2880"/>
+          </w:tcPr>
+          <w:p>
+            <w:r/>
+            <w:r>
+              <w:t>Đủ cho hợp đồng khác nhau mà không phải dựng danh mục chủ xe</w:t>
+            </w:r>
+          </w:p>
+        </w:tc>
+      </w:tr>
+      <w:tr>
+        <w:tc>
+          <w:tcPr>
+            <w:tcW w:type="dxa" w:w="2880"/>
+          </w:tcPr>
+          <w:p>
+            <w:r/>
+            <w:r>
+              <w:rPr>
+                <w:b/>
+              </w:rPr>
+              <w:t>C4.3</w:t>
+            </w:r>
+          </w:p>
+        </w:tc>
+        <w:tc>
+          <w:tcPr>
+            <w:tcW w:type="dxa" w:w="2880"/>
+          </w:tcPr>
+          <w:p>
+            <w:r/>
+            <w:r>
+              <w:t xml:space="preserve">Trả chủ xe </w:t>
+            </w:r>
+            <w:r>
+              <w:rPr>
+                <w:b/>
+              </w:rPr>
+              <w:t>theo từng phiếu</w:t>
+            </w:r>
+            <w:r>
+              <w:t>, sau khi phiếu khoá</w:t>
+            </w:r>
+          </w:p>
+        </w:tc>
+        <w:tc>
+          <w:tcPr>
+            <w:tcW w:type="dxa" w:w="2880"/>
+          </w:tcPr>
+          <w:p>
+            <w:r/>
+            <w:r>
+              <w:t xml:space="preserve">Khớp với chứng từ </w:t>
+            </w:r>
+            <w:r>
+              <w:rPr>
+                <w:rFonts w:ascii="Consolas" w:hAnsi="Consolas"/>
+                <w:sz w:val="19"/>
+              </w:rPr>
+              <w:t>PC_CX</w:t>
+            </w:r>
+            <w:r>
+              <w:t xml:space="preserve"> từng phiếu; gom tháng làm sau nếu họ cần</w:t>
+            </w:r>
+          </w:p>
+        </w:tc>
+      </w:tr>
+      <w:tr>
+        <w:tc>
+          <w:tcPr>
+            <w:tcW w:type="dxa" w:w="2880"/>
+          </w:tcPr>
+          <w:p>
+            <w:r/>
+            <w:r>
+              <w:rPr>
+                <w:b/>
+              </w:rPr>
+              <w:t>C4.4</w:t>
+            </w:r>
+          </w:p>
+        </w:tc>
+        <w:tc>
+          <w:tcPr>
+            <w:tcW w:type="dxa" w:w="2880"/>
+          </w:tcPr>
+          <w:p>
+            <w:r/>
+            <w:r>
+              <w:t xml:space="preserve">Các khoản EPL ứng </w:t>
+            </w:r>
+            <w:r>
+              <w:rPr>
+                <w:b/>
+              </w:rPr>
+              <w:t>trừ hết</w:t>
+            </w:r>
+            <w:r>
+              <w:t xml:space="preserve"> vào tiền trả chủ xe</w:t>
+            </w:r>
+          </w:p>
+        </w:tc>
+        <w:tc>
+          <w:tcPr>
+            <w:tcW w:type="dxa" w:w="2880"/>
+          </w:tcPr>
+          <w:p>
+            <w:r/>
+            <w:r>
+              <w:t>Đúng bảng tính trong Excel của họ</w:t>
+            </w:r>
+          </w:p>
+        </w:tc>
+      </w:tr>
+      <w:tr>
+        <w:tc>
+          <w:tcPr>
+            <w:tcW w:type="dxa" w:w="2880"/>
+          </w:tcPr>
+          <w:p>
+            <w:r/>
+            <w:r>
+              <w:rPr>
+                <w:b/>
+              </w:rPr>
+              <w:t>C5.1</w:t>
+            </w:r>
+          </w:p>
+        </w:tc>
+        <w:tc>
+          <w:tcPr>
+            <w:tcW w:type="dxa" w:w="2880"/>
+          </w:tcPr>
+          <w:p>
+            <w:r/>
+            <w:r>
+              <w:t xml:space="preserve">Tài xế nhập </w:t>
+            </w:r>
+            <w:r>
+              <w:rPr>
+                <w:b/>
+              </w:rPr>
+              <w:t>lít + đơn giá + trạm</w:t>
+            </w:r>
+            <w:r>
+              <w:t>, kế toán kho xăng dầu duyệt</w:t>
+            </w:r>
+          </w:p>
+        </w:tc>
+        <w:tc>
+          <w:tcPr>
+            <w:tcW w:type="dxa" w:w="2880"/>
+          </w:tcPr>
+          <w:p>
+            <w:r/>
+            <w:r>
+              <w:t>Tài xế trả tiền mặt tại trạm nên chỉ họ biết giá</w:t>
+            </w:r>
+          </w:p>
+        </w:tc>
+      </w:tr>
+      <w:tr>
+        <w:tc>
+          <w:tcPr>
+            <w:tcW w:type="dxa" w:w="2880"/>
+          </w:tcPr>
+          <w:p>
+            <w:r/>
+            <w:r>
+              <w:rPr>
+                <w:b/>
+              </w:rPr>
+              <w:t>C5.2</w:t>
+            </w:r>
+          </w:p>
+        </w:tc>
+        <w:tc>
+          <w:tcPr>
+            <w:tcW w:type="dxa" w:w="2880"/>
+          </w:tcPr>
+          <w:p>
+            <w:r/>
+            <w:r>
+              <w:t xml:space="preserve">Hai kho dầu: </w:t>
+            </w:r>
+            <w:r>
+              <w:rPr>
+                <w:b/>
+              </w:rPr>
+              <w:t>Thà Bốc</w:t>
+            </w:r>
+            <w:r>
+              <w:t xml:space="preserve"> và </w:t>
+            </w:r>
+            <w:r>
+              <w:rPr>
+                <w:b/>
+              </w:rPr>
+              <w:t>Viêng Chăn</w:t>
+            </w:r>
+          </w:p>
+        </w:tc>
+        <w:tc>
+          <w:tcPr>
+            <w:tcW w:type="dxa" w:w="2880"/>
+          </w:tcPr>
+          <w:p>
+            <w:r/>
+            <w:r>
+              <w:t>Theo dữ liệu họ gửi</w:t>
+            </w:r>
+          </w:p>
+        </w:tc>
+      </w:tr>
+      <w:tr>
+        <w:tc>
+          <w:tcPr>
+            <w:tcW w:type="dxa" w:w="2880"/>
+          </w:tcPr>
+          <w:p>
+            <w:r/>
+            <w:r>
+              <w:rPr>
+                <w:b/>
+              </w:rPr>
+              <w:t>C5.3</w:t>
+            </w:r>
+          </w:p>
+        </w:tc>
+        <w:tc>
+          <w:tcPr>
+            <w:tcW w:type="dxa" w:w="2880"/>
+          </w:tcPr>
+          <w:p>
+            <w:r/>
+            <w:r>
+              <w:t xml:space="preserve">Giá dầu xuất kho </w:t>
+            </w:r>
+            <w:r>
+              <w:rPr>
+                <w:b/>
+              </w:rPr>
+              <w:t>bình quân</w:t>
+            </w:r>
+          </w:p>
+        </w:tc>
+        <w:tc>
+          <w:tcPr>
+            <w:tcW w:type="dxa" w:w="2880"/>
+          </w:tcPr>
+          <w:p>
+            <w:r/>
+            <w:r>
+              <w:t>Tránh nhảy giá theo từng lần nhập</w:t>
+            </w:r>
+          </w:p>
+        </w:tc>
+      </w:tr>
+      <w:tr>
+        <w:tc>
+          <w:tcPr>
+            <w:tcW w:type="dxa" w:w="2880"/>
+          </w:tcPr>
+          <w:p>
+            <w:r/>
+            <w:r>
+              <w:rPr>
+                <w:b/>
+              </w:rPr>
+              <w:t>C6.1</w:t>
+            </w:r>
+          </w:p>
+        </w:tc>
+        <w:tc>
+          <w:tcPr>
+            <w:tcW w:type="dxa" w:w="2880"/>
+          </w:tcPr>
+          <w:p>
+            <w:r/>
+            <w:r>
+              <w:t xml:space="preserve">Thẻ cao tốc ghi </w:t>
+            </w:r>
+            <w:r>
+              <w:rPr>
+                <w:b/>
+              </w:rPr>
+              <w:t>như khoản chi thường</w:t>
+            </w:r>
+            <w:r>
+              <w:t>, chưa theo dõi số dư</w:t>
+            </w:r>
+          </w:p>
+        </w:tc>
+        <w:tc>
+          <w:tcPr>
+            <w:tcW w:type="dxa" w:w="2880"/>
+          </w:tcPr>
+          <w:p>
+            <w:r/>
+            <w:r>
+              <w:t>Thêm "ví thẻ" là một tầng nữa mà Excel của họ không có; làm khi họ thấy cần</w:t>
+            </w:r>
+          </w:p>
+        </w:tc>
+      </w:tr>
+      <w:tr>
+        <w:tc>
+          <w:tcPr>
+            <w:tcW w:type="dxa" w:w="2880"/>
+          </w:tcPr>
+          <w:p>
+            <w:r/>
+            <w:r>
+              <w:rPr>
+                <w:b/>
+              </w:rPr>
+              <w:t>C6.2</w:t>
+            </w:r>
+          </w:p>
+        </w:tc>
+        <w:tc>
+          <w:tcPr>
+            <w:tcW w:type="dxa" w:w="2880"/>
+          </w:tcPr>
+          <w:p>
+            <w:r/>
+            <w:r>
+              <w:t xml:space="preserve">Tiền chuyến, tiền nước tính </w:t>
+            </w:r>
+            <w:r>
+              <w:rPr>
+                <w:b/>
+              </w:rPr>
+              <w:t>theo chuyến</w:t>
+            </w:r>
+          </w:p>
+        </w:tc>
+        <w:tc>
+          <w:tcPr>
+            <w:tcW w:type="dxa" w:w="2880"/>
+          </w:tcPr>
+          <w:p>
+            <w:r/>
+            <w:r>
+              <w:t>Theo ghi chú trong Excel</w:t>
+            </w:r>
+          </w:p>
+        </w:tc>
+      </w:tr>
+      <w:tr>
+        <w:tc>
+          <w:tcPr>
+            <w:tcW w:type="dxa" w:w="2880"/>
+          </w:tcPr>
+          <w:p>
+            <w:r/>
+            <w:r>
+              <w:rPr>
+                <w:b/>
+              </w:rPr>
+              <w:t>C1.2, C7.1, C7.2</w:t>
+            </w:r>
+          </w:p>
+        </w:tc>
+        <w:tc>
+          <w:tcPr>
+            <w:tcW w:type="dxa" w:w="2880"/>
+          </w:tcPr>
+          <w:p>
+            <w:r/>
+            <w:r>
+              <w:t xml:space="preserve">Kho phụ tùng và tổ sửa chữa coi là </w:t>
+            </w:r>
+            <w:r>
+              <w:rPr>
+                <w:b/>
+              </w:rPr>
+              <w:t>người của Bãi</w:t>
+            </w:r>
+            <w:r>
+              <w:t>; Bãi duyệt báo hỏng và quyết định sửa kho hay gara</w:t>
+            </w:r>
+          </w:p>
+        </w:tc>
+        <w:tc>
+          <w:tcPr>
+            <w:tcW w:type="dxa" w:w="2880"/>
+          </w:tcPr>
+          <w:p>
+            <w:r/>
+            <w:r>
+              <w:t>Không đẻ thêm vai khi chưa chắc có người thật</w:t>
+            </w:r>
+          </w:p>
+        </w:tc>
+      </w:tr>
+      <w:tr>
+        <w:tc>
+          <w:tcPr>
+            <w:tcW w:type="dxa" w:w="2880"/>
+          </w:tcPr>
+          <w:p>
+            <w:r/>
+            <w:r>
+              <w:rPr>
+                <w:b/>
+              </w:rPr>
+              <w:t>C7.3</w:t>
+            </w:r>
+          </w:p>
+        </w:tc>
+        <w:tc>
+          <w:tcPr>
+            <w:tcW w:type="dxa" w:w="2880"/>
+          </w:tcPr>
+          <w:p>
+            <w:r/>
+            <w:r>
+              <w:t xml:space="preserve">Sửa xe tại bãi vẫn </w:t>
+            </w:r>
+            <w:r>
+              <w:rPr>
+                <w:b/>
+              </w:rPr>
+              <w:t>gắn phiếu gần nhất</w:t>
+            </w:r>
+          </w:p>
+        </w:tc>
+        <w:tc>
+          <w:tcPr>
+            <w:tcW w:type="dxa" w:w="2880"/>
+          </w:tcPr>
+          <w:p>
+            <w:r/>
+            <w:r>
+              <w:t>Lệnh sửa chữa riêng là một luồng mới; xem mục 3.3</w:t>
+            </w:r>
+          </w:p>
+        </w:tc>
+      </w:tr>
+      <w:tr>
+        <w:tc>
+          <w:tcPr>
+            <w:tcW w:type="dxa" w:w="2880"/>
+          </w:tcPr>
+          <w:p>
+            <w:r/>
+            <w:r>
+              <w:rPr>
+                <w:b/>
+              </w:rPr>
+              <w:t>C1.3</w:t>
+            </w:r>
+          </w:p>
+        </w:tc>
+        <w:tc>
+          <w:tcPr>
+            <w:tcW w:type="dxa" w:w="2880"/>
+          </w:tcPr>
+          <w:p>
+            <w:r/>
+            <w:r>
+              <w:t xml:space="preserve">Tài xế </w:t>
+            </w:r>
+            <w:r>
+              <w:rPr>
+                <w:b/>
+              </w:rPr>
+              <w:t>có</w:t>
+            </w:r>
+            <w:r>
+              <w:t xml:space="preserve"> dùng điện thoại: nhận phiếu, khai đổ dầu, báo hỏng, chia sẻ GPS</w:t>
+            </w:r>
+          </w:p>
+        </w:tc>
+        <w:tc>
+          <w:tcPr>
+            <w:tcW w:type="dxa" w:w="2880"/>
+          </w:tcPr>
+          <w:p>
+            <w:r/>
+            <w:r>
+              <w:t>Đã làm xong màn tài xế</w:t>
+            </w:r>
+          </w:p>
+        </w:tc>
+      </w:tr>
+      <w:tr>
+        <w:tc>
+          <w:tcPr>
+            <w:tcW w:type="dxa" w:w="2880"/>
+          </w:tcPr>
+          <w:p>
+            <w:r/>
+            <w:r>
+              <w:rPr>
+                <w:b/>
+              </w:rPr>
+              <w:t>C2.1, C2.2</w:t>
+            </w:r>
+          </w:p>
+        </w:tc>
+        <w:tc>
+          <w:tcPr>
+            <w:tcW w:type="dxa" w:w="2880"/>
+          </w:tcPr>
+          <w:p>
+            <w:r/>
+            <w:r>
+              <w:t xml:space="preserve">Ngày về và km về do </w:t>
+            </w:r>
+            <w:r>
+              <w:rPr>
+                <w:b/>
+              </w:rPr>
+              <w:t>Bãi</w:t>
+            </w:r>
+            <w:r>
+              <w:t xml:space="preserve"> ghi khi xe về; kiểm mục I xong Bãi không sửa gì thêm</w:t>
+            </w:r>
+          </w:p>
+        </w:tc>
+        <w:tc>
+          <w:tcPr>
+            <w:tcW w:type="dxa" w:w="2880"/>
+          </w:tcPr>
+          <w:p>
+            <w:r/>
+          </w:p>
+        </w:tc>
+      </w:tr>
+      <w:tr>
+        <w:tc>
+          <w:tcPr>
+            <w:tcW w:type="dxa" w:w="2880"/>
+          </w:tcPr>
+          <w:p>
+            <w:r/>
+            <w:r>
+              <w:rPr>
+                <w:b/>
+              </w:rPr>
+              <w:t>C8.3</w:t>
+            </w:r>
+          </w:p>
+        </w:tc>
+        <w:tc>
+          <w:tcPr>
+            <w:tcW w:type="dxa" w:w="2880"/>
+          </w:tcPr>
+          <w:p>
+            <w:r/>
+            <w:r>
+              <w:t xml:space="preserve">Khách trả chuyển khoản hoặc tiền mặt, </w:t>
+            </w:r>
+            <w:r>
+              <w:rPr>
+                <w:b/>
+              </w:rPr>
+              <w:t>có trả một phần</w:t>
+            </w:r>
+          </w:p>
+        </w:tc>
+        <w:tc>
+          <w:tcPr>
+            <w:tcW w:type="dxa" w:w="2880"/>
+          </w:tcPr>
+          <w:p>
+            <w:r/>
+            <w:r>
+              <w:t>Đã có trạng thái *thu một phần*</w:t>
+            </w:r>
+          </w:p>
+        </w:tc>
+      </w:tr>
+      <w:tr>
+        <w:tc>
+          <w:tcPr>
+            <w:tcW w:type="dxa" w:w="2880"/>
+          </w:tcPr>
+          <w:p>
+            <w:r/>
+            <w:r>
+              <w:rPr>
+                <w:b/>
+              </w:rPr>
+              <w:t>C9.1</w:t>
+            </w:r>
+          </w:p>
+        </w:tc>
+        <w:tc>
+          <w:tcPr>
+            <w:tcW w:type="dxa" w:w="2880"/>
+          </w:tcPr>
+          <w:p>
+            <w:r/>
+            <w:r>
+              <w:t xml:space="preserve">Màn phiếu chia </w:t>
+            </w:r>
+            <w:r>
+              <w:rPr>
+                <w:b/>
+              </w:rPr>
+              <w:t>tab theo mục</w:t>
+            </w:r>
+            <w:r>
+              <w:t>, mỗi vai mở đúng tab của mình</w:t>
+            </w:r>
+          </w:p>
+        </w:tc>
+        <w:tc>
+          <w:tcPr>
+            <w:tcW w:type="dxa" w:w="2880"/>
+          </w:tcPr>
+          <w:p>
+            <w:r/>
+            <w:r>
+              <w:t>Đã làm xong</w:t>
+            </w:r>
+          </w:p>
+        </w:tc>
+      </w:tr>
+      <w:tr>
+        <w:tc>
+          <w:tcPr>
+            <w:tcW w:type="dxa" w:w="2880"/>
+          </w:tcPr>
+          <w:p>
+            <w:r/>
+            <w:r>
+              <w:rPr>
+                <w:b/>
+              </w:rPr>
+              <w:t>C9.2</w:t>
+            </w:r>
+          </w:p>
+        </w:tc>
+        <w:tc>
+          <w:tcPr>
+            <w:tcW w:type="dxa" w:w="2880"/>
+          </w:tcPr>
+          <w:p>
+            <w:r/>
+            <w:r>
+              <w:t xml:space="preserve">Ngôn ngữ mặc định ở máy bãi: </w:t>
+            </w:r>
+            <w:r>
+              <w:rPr>
+                <w:b/>
+              </w:rPr>
+              <w:t>tiếng Lào</w:t>
+            </w:r>
+          </w:p>
+        </w:tc>
+        <w:tc>
+          <w:tcPr>
+            <w:tcW w:type="dxa" w:w="2880"/>
+          </w:tcPr>
+          <w:p>
+            <w:r/>
+            <w:r>
+              <w:t>Người dùng ở bãi là người Lào; đổi một nút là xong và máy nào nhớ theo máy đó</w:t>
+            </w:r>
+          </w:p>
+        </w:tc>
+      </w:tr>
+    </w:tbl>
+    <w:p/>
     <w:p>
       <w:pPr>
         <w:jc w:val="both"/>
       </w:pPr>
       <w:r>
-        <w:t xml:space="preserve">  chi và họ nhập; </w:t>
+        <w:t>---</w:t>
       </w:r>
+    </w:p>
+    <w:p>
+      <w:pPr>
+        <w:pStyle w:val="Heading1"/>
+      </w:pPr>
       <w:r>
         <w:rPr>
-          <w:b/>
+          <w:color w:val="145C4A"/>
         </w:rPr>
-        <w:t>không thấy tiền bán</w:t>
-      </w:r>
-      <w:r>
-        <w:t xml:space="preserve"> (đơn giá cước, doanh thu, hoá đơn, tiền thu khách, giá thuê</w:t>
+        <w:t>Phần 2. Vẫn phải chờ bên EPL trả lời</w:t>
       </w:r>
     </w:p>
+    <w:tbl>
+      <w:tblPr>
+        <w:tblStyle w:val="LightGrid-Accent1"/>
+        <w:tblW w:type="auto" w:w="0"/>
+        <w:tblLook w:firstColumn="1" w:firstRow="1" w:lastColumn="0" w:lastRow="0" w:noHBand="0" w:noVBand="1" w:val="04A0"/>
+      </w:tblPr>
+      <w:tblGrid>
+        <w:gridCol w:w="2880"/>
+        <w:gridCol w:w="2880"/>
+        <w:gridCol w:w="2880"/>
+      </w:tblGrid>
+      <w:tr>
+        <w:tc>
+          <w:tcPr>
+            <w:tcW w:type="dxa" w:w="2880"/>
+          </w:tcPr>
+          <w:p>
+            <w:r>
+              <w:rPr>
+                <w:b/>
+              </w:rPr>
+            </w:r>
+            <w:r>
+              <w:rPr>
+                <w:b/>
+              </w:rPr>
+              <w:t>Mã</w:t>
+            </w:r>
+          </w:p>
+        </w:tc>
+        <w:tc>
+          <w:tcPr>
+            <w:tcW w:type="dxa" w:w="2880"/>
+          </w:tcPr>
+          <w:p>
+            <w:r>
+              <w:rPr>
+                <w:b/>
+              </w:rPr>
+            </w:r>
+            <w:r>
+              <w:rPr>
+                <w:b/>
+              </w:rPr>
+              <w:t>Câu hỏi</w:t>
+            </w:r>
+          </w:p>
+        </w:tc>
+        <w:tc>
+          <w:tcPr>
+            <w:tcW w:type="dxa" w:w="2880"/>
+          </w:tcPr>
+          <w:p>
+            <w:r>
+              <w:rPr>
+                <w:b/>
+              </w:rPr>
+            </w:r>
+            <w:r>
+              <w:rPr>
+                <w:b/>
+              </w:rPr>
+              <w:t>Vì sao không tự quyết được</w:t>
+            </w:r>
+          </w:p>
+        </w:tc>
+      </w:tr>
+      <w:tr>
+        <w:tc>
+          <w:tcPr>
+            <w:tcW w:type="dxa" w:w="2880"/>
+          </w:tcPr>
+          <w:p>
+            <w:r/>
+            <w:r>
+              <w:rPr>
+                <w:b/>
+              </w:rPr>
+              <w:t>C5.4</w:t>
+            </w:r>
+          </w:p>
+        </w:tc>
+        <w:tc>
+          <w:tcPr>
+            <w:tcW w:type="dxa" w:w="2880"/>
+          </w:tcPr>
+          <w:p>
+            <w:r/>
+            <w:r>
+              <w:t xml:space="preserve">Mã tài khoản </w:t>
+            </w:r>
+            <w:r>
+              <w:rPr>
+                <w:b/>
+              </w:rPr>
+              <w:t>kho</w:t>
+            </w:r>
+            <w:r>
+              <w:t xml:space="preserve">: </w:t>
+            </w:r>
+            <w:r>
+              <w:rPr>
+                <w:rFonts w:ascii="Consolas" w:hAnsi="Consolas"/>
+                <w:sz w:val="19"/>
+              </w:rPr>
+              <w:t>37</w:t>
+            </w:r>
+            <w:r>
+              <w:t xml:space="preserve">, </w:t>
+            </w:r>
+            <w:r>
+              <w:rPr>
+                <w:rFonts w:ascii="Consolas" w:hAnsi="Consolas"/>
+                <w:sz w:val="19"/>
+              </w:rPr>
+              <w:t>371</w:t>
+            </w:r>
+            <w:r>
+              <w:t xml:space="preserve"> hay </w:t>
+            </w:r>
+            <w:r>
+              <w:rPr>
+                <w:rFonts w:ascii="Consolas" w:hAnsi="Consolas"/>
+                <w:sz w:val="19"/>
+              </w:rPr>
+              <w:t>137</w:t>
+            </w:r>
+            <w:r>
+              <w:t>?</w:t>
+            </w:r>
+          </w:p>
+        </w:tc>
+        <w:tc>
+          <w:tcPr>
+            <w:tcW w:type="dxa" w:w="2880"/>
+          </w:tcPr>
+          <w:p>
+            <w:r/>
+            <w:r>
+              <w:t xml:space="preserve">Ba tài liệu của họ ghi ba số khác nhau. Đang dùng </w:t>
+            </w:r>
+            <w:r>
+              <w:rPr>
+                <w:rFonts w:ascii="Consolas" w:hAnsi="Consolas"/>
+                <w:sz w:val="19"/>
+              </w:rPr>
+              <w:t>371</w:t>
+            </w:r>
+          </w:p>
+        </w:tc>
+      </w:tr>
+      <w:tr>
+        <w:tc>
+          <w:tcPr>
+            <w:tcW w:type="dxa" w:w="2880"/>
+          </w:tcPr>
+          <w:p>
+            <w:r/>
+            <w:r>
+              <w:rPr>
+                <w:b/>
+              </w:rPr>
+              <w:t>C5.5</w:t>
+            </w:r>
+          </w:p>
+        </w:tc>
+        <w:tc>
+          <w:tcPr>
+            <w:tcW w:type="dxa" w:w="2880"/>
+          </w:tcPr>
+          <w:p>
+            <w:r/>
+            <w:r>
+              <w:t xml:space="preserve">Mã </w:t>
+            </w:r>
+            <w:r>
+              <w:rPr>
+                <w:b/>
+              </w:rPr>
+              <w:t>nhà cung cấp</w:t>
+            </w:r>
+            <w:r>
+              <w:t xml:space="preserve">: </w:t>
+            </w:r>
+            <w:r>
+              <w:rPr>
+                <w:rFonts w:ascii="Consolas" w:hAnsi="Consolas"/>
+                <w:sz w:val="19"/>
+              </w:rPr>
+              <w:t>402</w:t>
+            </w:r>
+            <w:r>
+              <w:t xml:space="preserve"> hay </w:t>
+            </w:r>
+            <w:r>
+              <w:rPr>
+                <w:rFonts w:ascii="Consolas" w:hAnsi="Consolas"/>
+                <w:sz w:val="19"/>
+              </w:rPr>
+              <w:t>4021</w:t>
+            </w:r>
+            <w:r>
+              <w:t>?</w:t>
+            </w:r>
+          </w:p>
+        </w:tc>
+        <w:tc>
+          <w:tcPr>
+            <w:tcW w:type="dxa" w:w="2880"/>
+          </w:tcPr>
+          <w:p>
+            <w:r/>
+            <w:r>
+              <w:t xml:space="preserve">Đang dùng </w:t>
+            </w:r>
+            <w:r>
+              <w:rPr>
+                <w:rFonts w:ascii="Consolas" w:hAnsi="Consolas"/>
+                <w:sz w:val="19"/>
+              </w:rPr>
+              <w:t>402</w:t>
+            </w:r>
+          </w:p>
+        </w:tc>
+      </w:tr>
+      <w:tr>
+        <w:tc>
+          <w:tcPr>
+            <w:tcW w:type="dxa" w:w="2880"/>
+          </w:tcPr>
+          <w:p>
+            <w:r/>
+            <w:r>
+              <w:rPr>
+                <w:b/>
+              </w:rPr>
+              <w:t>C5.6</w:t>
+            </w:r>
+          </w:p>
+        </w:tc>
+        <w:tc>
+          <w:tcPr>
+            <w:tcW w:type="dxa" w:w="2880"/>
+          </w:tcPr>
+          <w:p>
+            <w:r/>
+            <w:r>
+              <w:t xml:space="preserve">Mã </w:t>
+            </w:r>
+            <w:r>
+              <w:rPr>
+                <w:b/>
+              </w:rPr>
+              <w:t>tiền mặt</w:t>
+            </w:r>
+            <w:r>
+              <w:t xml:space="preserve"> và </w:t>
+            </w:r>
+            <w:r>
+              <w:rPr>
+                <w:b/>
+              </w:rPr>
+              <w:t>ngân hàng</w:t>
+            </w:r>
+          </w:p>
+        </w:tc>
+        <w:tc>
+          <w:tcPr>
+            <w:tcW w:type="dxa" w:w="2880"/>
+          </w:tcPr>
+          <w:p>
+            <w:r/>
+            <w:r>
+              <w:t xml:space="preserve">Chưa có trong tài liệu nào; đang để trống tên, chưa có mã. </w:t>
+            </w:r>
+            <w:r>
+              <w:rPr>
+                <w:b/>
+              </w:rPr>
+              <w:t>Phải có trước khi bàn giao dữ liệu cho bên anh Khang</w:t>
+            </w:r>
+            <w:r>
+              <w:t>, không thì sổ sai mã</w:t>
+            </w:r>
+          </w:p>
+        </w:tc>
+      </w:tr>
+      <w:tr>
+        <w:tc>
+          <w:tcPr>
+            <w:tcW w:type="dxa" w:w="2880"/>
+          </w:tcPr>
+          <w:p>
+            <w:r/>
+            <w:r>
+              <w:rPr>
+                <w:b/>
+              </w:rPr>
+              <w:t>C1.1</w:t>
+            </w:r>
+          </w:p>
+        </w:tc>
+        <w:tc>
+          <w:tcPr>
+            <w:tcW w:type="dxa" w:w="2880"/>
+          </w:tcPr>
+          <w:p>
+            <w:r/>
+            <w:r>
+              <w:t>Tên người giữ tài khoản *KT Thu/Chi VC* và *KT Chi phí VC*</w:t>
+            </w:r>
+          </w:p>
+        </w:tc>
+        <w:tc>
+          <w:tcPr>
+            <w:tcW w:type="dxa" w:w="2880"/>
+          </w:tcPr>
+          <w:p>
+            <w:r/>
+            <w:r>
+              <w:t>Chỉ họ biết</w:t>
+            </w:r>
+          </w:p>
+        </w:tc>
+      </w:tr>
+      <w:tr>
+        <w:tc>
+          <w:tcPr>
+            <w:tcW w:type="dxa" w:w="2880"/>
+          </w:tcPr>
+          <w:p>
+            <w:r/>
+            <w:r>
+              <w:rPr>
+                <w:b/>
+              </w:rPr>
+              <w:t>C8.1</w:t>
+            </w:r>
+          </w:p>
+        </w:tc>
+        <w:tc>
+          <w:tcPr>
+            <w:tcW w:type="dxa" w:w="2880"/>
+          </w:tcPr>
+          <w:p>
+            <w:r/>
+            <w:r>
+              <w:t>Những khoản hay rơi vào mục VI</w:t>
+            </w:r>
+          </w:p>
+        </w:tc>
+        <w:tc>
+          <w:tcPr>
+            <w:tcW w:type="dxa" w:w="2880"/>
+          </w:tcPr>
+          <w:p>
+            <w:r/>
+            <w:r>
+              <w:t>Cần họ liệt kê để đặt sẵn danh mục</w:t>
+            </w:r>
+          </w:p>
+        </w:tc>
+      </w:tr>
+    </w:tbl>
+    <w:p/>
     <w:p>
       <w:pPr>
         <w:jc w:val="both"/>
       </w:pPr>
       <w:r>
-        <w:t xml:space="preserve">  xe liên kết, khấu trừ chủ xe, lãi chuyến, mã tài khoản).</w:t>
-      </w:r>
-    </w:p>
-    <w:p>
-      <w:pPr>
-        <w:pStyle w:val="ListBullet"/>
-      </w:pPr>
-      <w:r>
-        <w:rPr>
-          <w:b/>
-        </w:rPr>
-        <w:t>Chờ họ xác nhận</w:t>
-      </w:r>
-      <w:r>
-        <w:t xml:space="preserve"> hoặc ghi lại cho khác. Câu này chặn hai việc kỹ thuật ở mục B1 bên dưới.</w:t>
-      </w:r>
-    </w:p>
-    <w:p>
-      <w:pPr>
-        <w:pStyle w:val="ListBullet"/>
-      </w:pPr>
-      <w:r>
-        <w:rPr>
-          <w:b/>
-        </w:rPr>
-        <w:t>Nếu họ muốn Bãi không thấy tiền nào cả</w:t>
-      </w:r>
-      <w:r>
-        <w:t>: phải ẩn thêm cột chi ở nhiều màn và tính lại xem Bãi</w:t>
-      </w:r>
-    </w:p>
-    <w:p>
-      <w:pPr>
-        <w:jc w:val="both"/>
-      </w:pPr>
-      <w:r>
-        <w:t xml:space="preserve">  còn nhập được không (họ vẫn phải khai số tiền chi dọc đường).</w:t>
-      </w:r>
-    </w:p>
-    <w:p>
-      <w:pPr>
-        <w:pStyle w:val="Heading2"/>
-      </w:pPr>
-      <w:r>
-        <w:t>A3. Cân đầu, cân cuối, hao hụt (câu C3.1–C3.4)</w:t>
-      </w:r>
-    </w:p>
-    <w:p>
-      <w:pPr>
-        <w:pStyle w:val="ListBullet"/>
-      </w:pPr>
-      <w:r>
-        <w:rPr>
-          <w:b/>
-        </w:rPr>
-        <w:t>Hiện đang làm:</w:t>
-      </w:r>
-      <w:r>
-        <w:t xml:space="preserve"> cân đầu và cân cuối do Bãi nhập trên phiếu; hao hụt quá </w:t>
-      </w:r>
-      <w:r>
-        <w:rPr>
-          <w:b/>
-        </w:rPr>
-        <w:t>1,5 %</w:t>
-      </w:r>
-      <w:r>
-        <w:t xml:space="preserve"> thì gắn cờ đỏ,</w:t>
-      </w:r>
-    </w:p>
-    <w:p>
-      <w:pPr>
-        <w:jc w:val="both"/>
-      </w:pPr>
-      <w:r>
-        <w:t xml:space="preserve">  chỉ để theo dõi, </w:t>
-      </w:r>
-      <w:r>
-        <w:rPr>
-          <w:b/>
-        </w:rPr>
-        <w:t>không trừ tiền ai</w:t>
-      </w:r>
-      <w:r>
-        <w:t>.</w:t>
-      </w:r>
-    </w:p>
-    <w:p>
-      <w:pPr>
-        <w:pStyle w:val="ListBullet"/>
-      </w:pPr>
-      <w:r>
-        <w:rPr>
-          <w:b/>
-        </w:rPr>
-        <w:t>Nếu khách có trừ tiền theo hao hụt</w:t>
-      </w:r>
-      <w:r>
-        <w:t>: thêm công thức trừ vào hoá đơn và một ô "mức cho phép" theo</w:t>
-      </w:r>
-    </w:p>
-    <w:p>
-      <w:pPr>
-        <w:jc w:val="both"/>
-      </w:pPr>
-      <w:r>
-        <w:t xml:space="preserve">  hợp đồng từng khách. Khoảng nửa ngày.</w:t>
-      </w:r>
-    </w:p>
-    <w:p>
-      <w:pPr>
-        <w:pStyle w:val="Heading2"/>
-      </w:pPr>
-      <w:r>
-        <w:t>A4. Giá cước lấy từ đâu (câu C3.5–C3.6)</w:t>
-      </w:r>
-    </w:p>
-    <w:p>
-      <w:pPr>
-        <w:pStyle w:val="ListBullet"/>
-      </w:pPr>
-      <w:r>
-        <w:rPr>
-          <w:b/>
-        </w:rPr>
-        <w:t>Hiện đang làm (đã dựng xong 18/09):</w:t>
-      </w:r>
-      <w:r>
-        <w:t xml:space="preserve"> bảng giá </w:t>
-      </w:r>
-      <w:r>
-        <w:rPr>
-          <w:b/>
-        </w:rPr>
-        <w:t>khách × tuyến × loại hàng</w:t>
-      </w:r>
-      <w:r>
-        <w:t xml:space="preserve"> có ngày hiệu lực,</w:t>
-      </w:r>
-    </w:p>
-    <w:p>
-      <w:pPr>
-        <w:jc w:val="both"/>
-      </w:pPr>
-      <w:r>
-        <w:t xml:space="preserve">  nằm trong Danh mục khách hàng. Bãi lập phiếu không gửi giá, máy tự điền; KT Thu/Chi VC sửa được</w:t>
-      </w:r>
-    </w:p>
-    <w:p>
-      <w:pPr>
-        <w:jc w:val="both"/>
-      </w:pPr>
-      <w:r>
-        <w:t xml:space="preserve">  trên phiếu khi chuyến đó khác hợp đồng.</w:t>
-      </w:r>
-    </w:p>
-    <w:p>
-      <w:pPr>
-        <w:pStyle w:val="ListBullet"/>
-      </w:pPr>
-      <w:r>
-        <w:rPr>
-          <w:b/>
-        </w:rPr>
-        <w:t>Chờ họ xác nhận</w:t>
-      </w:r>
-      <w:r>
-        <w:t xml:space="preserve"> giá là cố định theo hợp đồng hay thoả thuận từng chuyến, và tính trên tấn ở</w:t>
-      </w:r>
-    </w:p>
-    <w:p>
-      <w:pPr>
-        <w:jc w:val="both"/>
-      </w:pPr>
-      <w:r>
-        <w:t xml:space="preserve">  điểm đến hay điểm đi. Trả lời khác thì chỉ sửa mặc định, không phải làm lại.</w:t>
-      </w:r>
-    </w:p>
-    <w:p>
-      <w:pPr>
-        <w:pStyle w:val="Heading2"/>
-      </w:pPr>
-      <w:r>
-        <w:t>A5. Thẻ cao tốc (câu C6.1)</w:t>
-      </w:r>
-    </w:p>
-    <w:p>
-      <w:pPr>
-        <w:pStyle w:val="ListBullet"/>
-      </w:pPr>
-      <w:r>
-        <w:rPr>
-          <w:b/>
-        </w:rPr>
-        <w:t>Hiện đang làm:</w:t>
-      </w:r>
-      <w:r>
-        <w:t xml:space="preserve"> ghi như một khoản chi thường trong mục IV.</w:t>
-      </w:r>
-    </w:p>
-    <w:p>
-      <w:pPr>
-        <w:pStyle w:val="ListBullet"/>
-      </w:pPr>
-      <w:r>
-        <w:rPr>
-          <w:b/>
-        </w:rPr>
-        <w:t>Nếu họ cần theo dõi số dư thẻ:</w:t>
-      </w:r>
-      <w:r>
-        <w:t xml:space="preserve"> thêm "ví thẻ cao tốc" — phiếu nạp thẻ, mỗi phiếu trừ thẻ, báo</w:t>
-      </w:r>
-    </w:p>
-    <w:p>
-      <w:pPr>
-        <w:jc w:val="both"/>
-      </w:pPr>
-      <w:r>
-        <w:t xml:space="preserve">  sắp hết tiền. Khoảng nửa ngày đến một ngày.</w:t>
-      </w:r>
-    </w:p>
-    <w:p>
-      <w:pPr>
-        <w:pStyle w:val="Heading2"/>
-      </w:pPr>
-      <w:r>
-        <w:t>A6. Ai nhận báo hỏng, ai quyết định sửa (câu C1.2, C7.1–C7.3)</w:t>
-      </w:r>
-    </w:p>
-    <w:p>
-      <w:pPr>
-        <w:pStyle w:val="ListBullet"/>
-      </w:pPr>
-      <w:r>
-        <w:rPr>
-          <w:b/>
-        </w:rPr>
-        <w:t>Hiện đang làm:</w:t>
-      </w:r>
-      <w:r>
-        <w:t xml:space="preserve"> Bãi duyệt báo hỏng của tài xế; sửa bằng phụ tùng kho thì trừ tồn ngay, gara</w:t>
-      </w:r>
-    </w:p>
-    <w:p>
-      <w:pPr>
-        <w:jc w:val="both"/>
-      </w:pPr>
-      <w:r>
-        <w:t xml:space="preserve">  ngoài thì thành công nợ.</w:t>
-      </w:r>
-    </w:p>
-    <w:p>
-      <w:pPr>
-        <w:pStyle w:val="ListBullet"/>
-      </w:pPr>
-      <w:r>
-        <w:t>**Nếu *Tổ sửa chữa Thabok* là người riêng:** thêm một vai người dùng, báo hỏng chuyển cho họ duyệt</w:t>
-      </w:r>
-    </w:p>
-    <w:p>
-      <w:pPr>
-        <w:jc w:val="both"/>
-      </w:pPr>
-      <w:r>
-        <w:t xml:space="preserve">  trước. Khoảng nửa ngày.</w:t>
-      </w:r>
-    </w:p>
-    <w:p>
-      <w:pPr>
-        <w:pStyle w:val="ListBullet"/>
-      </w:pPr>
-      <w:r>
-        <w:rPr>
-          <w:b/>
-        </w:rPr>
-        <w:t>Nếu sửa xe tại bãi lúc xe không chạy cần lệnh riêng:</w:t>
-      </w:r>
-      <w:r>
-        <w:t xml:space="preserve"> thêm một loại phiếu sửa chữa không gắn</w:t>
-      </w:r>
-    </w:p>
-    <w:p>
-      <w:pPr>
-        <w:jc w:val="both"/>
-      </w:pPr>
-      <w:r>
-        <w:t xml:space="preserve">  chuyến. Khoảng một ngày.</w:t>
-      </w:r>
-    </w:p>
-    <w:p>
-      <w:pPr>
-        <w:pStyle w:val="Heading2"/>
-      </w:pPr>
-      <w:r>
-        <w:t>A7. Trả tiền chủ xe liên kết theo phiếu hay theo tháng (câu C4.3)</w:t>
-      </w:r>
-    </w:p>
-    <w:p>
-      <w:pPr>
-        <w:pStyle w:val="ListBullet"/>
-      </w:pPr>
-      <w:r>
-        <w:rPr>
-          <w:b/>
-        </w:rPr>
-        <w:t>Hiện đang làm:</w:t>
-      </w:r>
-      <w:r>
-        <w:t xml:space="preserve"> trả theo </w:t>
-      </w:r>
-      <w:r>
-        <w:rPr>
-          <w:b/>
-        </w:rPr>
-        <w:t>từng phiếu</w:t>
-      </w:r>
-      <w:r>
-        <w:t>, sau khi phiếu khoá.</w:t>
-      </w:r>
-    </w:p>
-    <w:p>
-      <w:pPr>
-        <w:pStyle w:val="ListBullet"/>
-      </w:pPr>
-      <w:r>
-        <w:rPr>
-          <w:b/>
-        </w:rPr>
-        <w:t>Nếu họ gom cuối tháng:</w:t>
-      </w:r>
-      <w:r>
-        <w:t xml:space="preserve"> thêm màn tất toán chủ xe giống màn tất toán tài xế. Khoảng một ngày.</w:t>
-      </w:r>
-    </w:p>
-    <w:p>
-      <w:pPr>
-        <w:pStyle w:val="Heading2"/>
-      </w:pPr>
-      <w:r>
-        <w:t>A8. Hoá đơn từng phiếu hay gom theo tháng (câu C8.2)</w:t>
-      </w:r>
-    </w:p>
-    <w:p>
-      <w:pPr>
-        <w:pStyle w:val="ListBullet"/>
-      </w:pPr>
-      <w:r>
-        <w:rPr>
-          <w:b/>
-        </w:rPr>
-        <w:t>Hiện đang làm:</w:t>
-      </w:r>
-      <w:r>
-        <w:t xml:space="preserve"> </w:t>
-      </w:r>
-      <w:r>
-        <w:rPr>
-          <w:b/>
-        </w:rPr>
-        <w:t>mỗi phiếu một hoá đơn</w:t>
-      </w:r>
-      <w:r>
-        <w:t>.</w:t>
-      </w:r>
-    </w:p>
-    <w:p>
-      <w:pPr>
-        <w:pStyle w:val="ListBullet"/>
-      </w:pPr>
-      <w:r>
-        <w:rPr>
-          <w:b/>
-        </w:rPr>
-        <w:t>Nếu gom theo tháng:</w:t>
-      </w:r>
-      <w:r>
-        <w:t xml:space="preserve"> phải cho chọn nhiều phiếu rồi xuất một hoá đơn, và sửa lại phiếu thu. Khoảng</w:t>
-      </w:r>
-    </w:p>
-    <w:p>
-      <w:pPr>
-        <w:jc w:val="both"/>
-      </w:pPr>
-      <w:r>
-        <w:t xml:space="preserve">  một ngày.</w:t>
-      </w:r>
-    </w:p>
-    <w:p>
-      <w:pPr>
-        <w:pStyle w:val="Heading2"/>
-      </w:pPr>
-      <w:r>
-        <w:t>A9. Mã tài khoản còn vênh giữa hai tài liệu của họ (câu C5.4–C5.6)</w:t>
-      </w:r>
-    </w:p>
-    <w:p>
-      <w:pPr>
-        <w:pStyle w:val="ListBullet"/>
-      </w:pPr>
-      <w:r>
-        <w:rPr>
-          <w:b/>
-        </w:rPr>
-        <w:t>Hiện đang làm:</w:t>
-      </w:r>
-      <w:r>
-        <w:t xml:space="preserve"> kho </w:t>
-      </w:r>
-      <w:r>
-        <w:rPr>
-          <w:b/>
-        </w:rPr>
-        <w:t>371</w:t>
-      </w:r>
-      <w:r>
-        <w:t xml:space="preserve">, nhà cung cấp </w:t>
-      </w:r>
-      <w:r>
-        <w:rPr>
-          <w:b/>
-        </w:rPr>
-        <w:t>402</w:t>
-      </w:r>
-      <w:r>
-        <w:t xml:space="preserve">, phải thu </w:t>
-      </w:r>
-      <w:r>
-        <w:rPr>
-          <w:b/>
-        </w:rPr>
-        <w:t>1211</w:t>
-      </w:r>
-      <w:r>
-        <w:t xml:space="preserve">, doanh thu </w:t>
-      </w:r>
-      <w:r>
-        <w:rPr>
-          <w:b/>
-        </w:rPr>
-        <w:t>70</w:t>
-      </w:r>
-      <w:r>
-        <w:t xml:space="preserve"> — lấy theo</w:t>
-      </w:r>
-    </w:p>
-    <w:p>
-      <w:pPr>
-        <w:jc w:val="both"/>
-      </w:pPr>
-      <w:r>
-        <w:t xml:space="preserve">  sheet Phiếu Xuất Xe. Quy trình bằng chữ của họ lại ghi </w:t>
-      </w:r>
-      <w:r>
-        <w:rPr>
-          <w:b/>
-        </w:rPr>
-        <w:t>37</w:t>
-      </w:r>
-      <w:r>
-        <w:t xml:space="preserve"> và </w:t>
-      </w:r>
-      <w:r>
-        <w:rPr>
-          <w:b/>
-        </w:rPr>
-        <w:t>4021</w:t>
-      </w:r>
-      <w:r>
-        <w:t xml:space="preserve">, danh mục kế toán có </w:t>
-      </w:r>
-      <w:r>
-        <w:rPr>
-          <w:b/>
-        </w:rPr>
-        <w:t>137</w:t>
-      </w:r>
-      <w:r>
-        <w:t>.</w:t>
-      </w:r>
-    </w:p>
-    <w:p>
-      <w:pPr>
-        <w:pStyle w:val="ListBullet"/>
-      </w:pPr>
-      <w:r>
-        <w:rPr>
-          <w:b/>
-        </w:rPr>
-        <w:t>Chờ họ chốt một bộ mã.</w:t>
-      </w:r>
-      <w:r>
-        <w:t xml:space="preserve"> Sửa rất nhanh (một bảng trong </w:t>
+        <w:t xml:space="preserve">Ba câu mã tài khoản sửa rất nhanh (một bảng trong </w:t>
       </w:r>
       <w:r>
         <w:rPr>
@@ -783,76 +2218,7 @@
         <w:t>services/chung_tu.py</w:t>
       </w:r>
       <w:r>
-        <w:t>), nhưng **phải chốt</w:t>
-      </w:r>
-    </w:p>
-    <w:p>
-      <w:pPr>
-        <w:jc w:val="both"/>
-      </w:pPr>
-      <w:r>
-        <w:t xml:space="preserve">  trước khi bên kế toán kéo dữ liệu về**, không thì sổ sai mã.</w:t>
-      </w:r>
-    </w:p>
-    <w:p>
-      <w:pPr>
-        <w:pStyle w:val="ListBullet"/>
-      </w:pPr>
-      <w:r>
-        <w:t xml:space="preserve">Còn thiếu hẳn: </w:t>
-      </w:r>
-      <w:r>
-        <w:rPr>
-          <w:b/>
-        </w:rPr>
-        <w:t>mã tiền mặt / ngân hàng</w:t>
-      </w:r>
-      <w:r>
-        <w:t xml:space="preserve"> cho vế Có của phiếu chi và phiếu thu — hiện để trống tên,</w:t>
-      </w:r>
-    </w:p>
-    <w:p>
-      <w:pPr>
-        <w:jc w:val="both"/>
-      </w:pPr>
-      <w:r>
-        <w:t xml:space="preserve">  chưa có mã.</w:t>
-      </w:r>
-    </w:p>
-    <w:p>
-      <w:pPr>
-        <w:pStyle w:val="Heading2"/>
-      </w:pPr>
-      <w:r>
-        <w:t>A10. Tài xế có dùng điện thoại được không (câu C1.3)</w:t>
-      </w:r>
-    </w:p>
-    <w:p>
-      <w:pPr>
-        <w:pStyle w:val="ListBullet"/>
-      </w:pPr>
-      <w:r>
-        <w:rPr>
-          <w:b/>
-        </w:rPr>
-        <w:t>Hiện đang làm:</w:t>
-      </w:r>
-      <w:r>
-        <w:t xml:space="preserve"> có màn cho tài xế (nhận phiếu, xuất phát, khai đổ dầu, báo hỏng, chia sẻ vị trí).</w:t>
-      </w:r>
-    </w:p>
-    <w:p>
-      <w:pPr>
-        <w:pStyle w:val="ListBullet"/>
-      </w:pPr>
-      <w:r>
-        <w:rPr>
-          <w:b/>
-        </w:rPr>
-        <w:t>Nếu họ nói tài xế không dùng:</w:t>
-      </w:r>
-      <w:r>
-        <w:t xml:space="preserve"> phải cho Bãi nhập thay ở mọi chỗ, và bỏ phần chia sẻ vị trí GPS.</w:t>
+        <w:t>), nhưng sai thì sổ kế toán sai.</w:t>
       </w:r>
     </w:p>
     <w:p>
@@ -871,7 +2237,7 @@
         <w:rPr>
           <w:color w:val="145C4A"/>
         </w:rPr>
-        <w:t>Phần B. Việc kỹ thuật bên mình tự biết, chờ chốt A2 rồi làm một lượt</w:t>
+        <w:t>Phần 3. Nợ kỹ thuật bên mình tự biết</w:t>
       </w:r>
     </w:p>
     <w:p>
@@ -879,7 +2245,7 @@
         <w:pStyle w:val="Heading2"/>
       </w:pPr>
       <w:r>
-        <w:t>B1. Máy chủ vẫn trả giá bán cho mọi vai ở các API khác</w:t>
+        <w:t>3.1 Máy chủ vẫn trả giá bán cho mọi vai ở các API khác</w:t>
       </w:r>
     </w:p>
     <w:p>
@@ -887,17 +2253,16 @@
         <w:jc w:val="both"/>
       </w:pPr>
       <w:r>
-        <w:t xml:space="preserve">Ngày 21/09 bên mình đã chặn ở hai báo cáo của màn Tổng quan: </w:t>
+        <w:t xml:space="preserve">Hai báo cáo của màn Tổng quan đã </w:t>
       </w:r>
       <w:r>
         <w:rPr>
-          <w:rFonts w:ascii="Consolas" w:hAnsi="Consolas"/>
-          <w:sz w:val="19"/>
+          <w:b/>
         </w:rPr>
-        <w:t>/api/bao-cao/tong-quan</w:t>
+        <w:t>bỏ hẳn</w:t>
       </w:r>
       <w:r>
-        <w:t xml:space="preserve"> và</w:t>
+        <w:t xml:space="preserve"> các khoá tiền bán với Bãi, tài xế, thủ kho. Nhưng</w:t>
       </w:r>
     </w:p>
     <w:p>
@@ -909,43 +2274,10 @@
           <w:rFonts w:ascii="Consolas" w:hAnsi="Consolas"/>
           <w:sz w:val="19"/>
         </w:rPr>
-        <w:t>/api/bao-cao/xu-huong</w:t>
-      </w:r>
-      <w:r>
-        <w:t xml:space="preserve"> </w:t>
-      </w:r>
-      <w:r>
-        <w:rPr>
-          <w:b/>
-        </w:rPr>
-        <w:t>bỏ hẳn</w:t>
-      </w:r>
-      <w:r>
-        <w:t xml:space="preserve"> các khoá doanh thu với vai Bãi, tài xế và thủ kho.</w:t>
-      </w:r>
-    </w:p>
-    <w:p>
-      <w:pPr>
-        <w:jc w:val="both"/>
-      </w:pPr>
-      <w:r>
-        <w:rPr>
-          <w:b/>
-        </w:rPr>
-        <w:t>Nhưng các API khác thì chưa</w:t>
-      </w:r>
-      <w:r>
-        <w:t xml:space="preserve">: </w:t>
-      </w:r>
-      <w:r>
-        <w:rPr>
-          <w:rFonts w:ascii="Consolas" w:hAnsi="Consolas"/>
-          <w:sz w:val="19"/>
-        </w:rPr>
         <w:t>/api/trips</w:t>
       </w:r>
       <w:r>
-        <w:t xml:space="preserve"> (phiếu xuất xe) và </w:t>
+        <w:t xml:space="preserve"> và </w:t>
       </w:r>
       <w:r>
         <w:rPr>
@@ -955,7 +2287,7 @@
         <w:t>/api/bao-cao/theo-doi</w:t>
       </w:r>
       <w:r>
-        <w:t xml:space="preserve"> vẫn trả đơn</w:t>
+        <w:t xml:space="preserve"> vẫn trả đơn giá, thành tiền, lãi cho mọi vai — giao diện có che</w:t>
       </w:r>
     </w:p>
     <w:p>
@@ -963,7 +2295,7 @@
         <w:jc w:val="both"/>
       </w:pPr>
       <w:r>
-        <w:t>giá cước, thành tiền và lãi cho mọi vai. Giao diện có che các cột đó, nhưng **mở công cụ trình duyệt</w:t>
+        <w:t>nhưng mở công cụ trình duyệt là thấy.</w:t>
       </w:r>
     </w:p>
     <w:p>
@@ -971,15 +2303,7 @@
         <w:jc w:val="both"/>
       </w:pPr>
       <w:r>
-        <w:t>ra là thấy** — nghĩa là đang giấu hờ chứ chưa giấu thật.</w:t>
-      </w:r>
-    </w:p>
-    <w:p>
-      <w:pPr>
-        <w:jc w:val="both"/>
-      </w:pPr>
-      <w:r>
-        <w:t>Bên mình cố ý chưa dọn ngay vì hai lẽ: chỗ này đụng vào đường dữ liệu chung của màn phiếu (</w:t>
+        <w:t>Chưa dọn ngay vì chỗ này đụng đường dữ liệu chung của màn phiếu (</w:t>
       </w:r>
       <w:r>
         <w:rPr>
@@ -988,13 +2312,8 @@
         </w:rPr>
         <w:t>xuat_phieu</w:t>
       </w:r>
-    </w:p>
-    <w:p>
-      <w:pPr>
-        <w:jc w:val="both"/>
-      </w:pPr>
       <w:r>
-        <w:t>dùng cho cả màn nhập liệu lẫn báo cáo), nên sửa vội dễ làm hỏng phép tính; và ranh giới "Bãi được thấy</w:t>
+        <w:t xml:space="preserve"> dùng cho cả nhập liệu lẫn</w:t>
       </w:r>
     </w:p>
     <w:p>
@@ -1002,16 +2321,16 @@
         <w:jc w:val="both"/>
       </w:pPr>
       <w:r>
-        <w:t xml:space="preserve">tiền nào" chính là </w:t>
+        <w:t xml:space="preserve">báo cáo), sửa vội dễ hỏng phép tính. Nay A2 đã chốt nên </w:t>
       </w:r>
       <w:r>
         <w:rPr>
           <w:b/>
         </w:rPr>
-        <w:t>câu A2 đang chờ họ trả lời</w:t>
+        <w:t>làm được rồi</w:t>
       </w:r>
       <w:r>
-        <w:t>. Chốt xong A2 thì dọn một lượt cho đúng, khoảng nửa</w:t>
+        <w:t>: khoảng nửa ngày, kèm bộ kiểm</w:t>
       </w:r>
     </w:p>
     <w:p>
@@ -1019,7 +2338,7 @@
         <w:jc w:val="both"/>
       </w:pPr>
       <w:r>
-        <w:t>ngày, và viết bộ kiểm chặn ở mức API chứ không chỉ ở giao diện.</w:t>
+        <w:t>chặn ở mức API chứ không chỉ ở giao diện.</w:t>
       </w:r>
     </w:p>
     <w:p>
@@ -1027,7 +2346,7 @@
         <w:pStyle w:val="Heading2"/>
       </w:pPr>
       <w:r>
-        <w:t>B2. Ảnh xe chưa lưu được</w:t>
+        <w:t>3.2 Ảnh xe chưa lưu được</w:t>
       </w:r>
     </w:p>
     <w:p>
@@ -1035,7 +2354,7 @@
         <w:jc w:val="both"/>
       </w:pPr>
       <w:r>
-        <w:t>Bản thiết kế màn Xe có khung ảnh xe. Máy chủ chưa có chỗ chứa tệp cho ảnh xe (phần đính kèm hiện chỉ</w:t>
+        <w:t>Bản thiết kế màn Xe có khung ảnh. Máy chủ chưa có chỗ chứa tệp cho ảnh xe (phần đính kèm hiện chỉ làm</w:t>
       </w:r>
     </w:p>
     <w:p>
@@ -1043,7 +2362,7 @@
         <w:jc w:val="both"/>
       </w:pPr>
       <w:r>
-        <w:t>làm cho phiếu quặng của phiếu xuất xe), nên khung ảnh để trống kèm một dòng ghi rõ là chưa lưu được —</w:t>
+        <w:t>cho phiếu quặng), nên khung ảnh để trống kèm dòng ghi rõ là chưa lưu được — không để nút bấm chết.</w:t>
       </w:r>
     </w:p>
     <w:p>
@@ -1051,7 +2370,7 @@
         <w:jc w:val="both"/>
       </w:pPr>
       <w:r>
-        <w:t>không để nút bấm chết. Làm sau khoảng nửa ngày, dùng lại đúng chỗ chứa tệp của phiếu.</w:t>
+        <w:t>Khoảng nửa ngày, dùng lại đúng chỗ chứa tệp của phiếu.</w:t>
       </w:r>
     </w:p>
     <w:p>
@@ -1059,7 +2378,7 @@
         <w:pStyle w:val="Heading2"/>
       </w:pPr>
       <w:r>
-        <w:t>B3. Ô "Việc của tôi" của KT Doanh thu luôn là 0</w:t>
+        <w:t>3.3 Lệnh sửa chữa không gắn chuyến</w:t>
       </w:r>
     </w:p>
     <w:p>
@@ -1067,16 +2386,7 @@
         <w:jc w:val="both"/>
       </w:pPr>
       <w:r>
-        <w:t xml:space="preserve">Ô này đếm các mục I–VI đang chờ chính vai đó làm. KT Doanh thu </w:t>
-      </w:r>
-      <w:r>
-        <w:rPr>
-          <w:b/>
-        </w:rPr>
-        <w:t>không phụ trách mục nào</w:t>
-      </w:r>
-      <w:r>
-        <w:t xml:space="preserve"> trong sáu</w:t>
+        <w:t>Sửa xe tại bãi lúc xe không chạy hiện phải gắn vào phiếu gần nhất, hơi gượng. Một lệnh sửa chữa riêng</w:t>
       </w:r>
     </w:p>
     <w:p>
@@ -1084,7 +2394,15 @@
         <w:jc w:val="both"/>
       </w:pPr>
       <w:r>
-        <w:t>mục — việc của họ là lập hoá đơn và thu tiền khách, nằm ở mức phiếu chứ không nằm trong mục. Nên với</w:t>
+        <w:t>theo xe sẽ sạch hơn (khoảng một ngày). Chờ xem họ có làm bảo dưỡng định kỳ thật không đã.</w:t>
+      </w:r>
+    </w:p>
+    <w:p>
+      <w:pPr>
+        <w:pStyle w:val="Heading2"/>
+      </w:pPr>
+      <w:r>
+        <w:t>3.4 Ô "Việc của tôi" của KT Doanh thu luôn là 0</w:t>
       </w:r>
     </w:p>
     <w:p>
@@ -1092,7 +2410,7 @@
         <w:jc w:val="both"/>
       </w:pPr>
       <w:r>
-        <w:t>vai này con số luôn bằng 0.</w:t>
+        <w:t>Ô này đếm mục I–VI đang chờ chính vai đó làm. KT Doanh thu không phụ trách mục nào — việc của họ là</w:t>
       </w:r>
     </w:p>
     <w:p>
@@ -1100,16 +2418,7 @@
         <w:jc w:val="both"/>
       </w:pPr>
       <w:r>
-        <w:t xml:space="preserve">Không phải lỗi, nhưng nhìn thì cụt. Họ đã có chip </w:t>
-      </w:r>
-      <w:r>
-        <w:rPr>
-          <w:b/>
-        </w:rPr>
-        <w:t>"Chờ hoá đơn"</w:t>
-      </w:r>
-      <w:r>
-        <w:t xml:space="preserve"> riêng bên cạnh, nên tạm để vậy.</w:t>
+        <w:t>hoá đơn và thu tiền, nằm ở mức phiếu. Họ đã có chip *Chờ hoá đơn* riêng. Làm gọn khi có dịp: cho ô này</w:t>
       </w:r>
     </w:p>
     <w:p>
@@ -1117,15 +2426,7 @@
         <w:jc w:val="both"/>
       </w:pPr>
       <w:r>
-        <w:t>Khi nào chốt A8 (hoá đơn từng phiếu hay gom tháng) thì làm luôn một thể: cho ô "Việc của tôi" của vai</w:t>
-      </w:r>
-    </w:p>
-    <w:p>
-      <w:pPr>
-        <w:jc w:val="both"/>
-      </w:pPr>
-      <w:r>
-        <w:t>doanh thu đếm số phiếu đã khoá mà chưa xuất hoá đơn, cộng số hoá đơn đã xuất mà chưa thu tiền.</w:t>
+        <w:t>đếm phiếu đã khoá chưa xuất hoá đơn cộng hoá đơn chưa thu tiền.</w:t>
       </w:r>
     </w:p>
     <w:p>
@@ -1144,7 +2445,7 @@
         <w:rPr>
           <w:color w:val="145C4A"/>
         </w:rPr>
-        <w:t>Phần C. Chờ bên khác, không phải anh Khampla</w:t>
+        <w:t>Phần 4. Chờ bên khác</w:t>
       </w:r>
     </w:p>
     <w:tbl>
@@ -1244,7 +2545,7 @@
           <w:p>
             <w:r/>
             <w:r>
-              <w:t>Tuyến đường và km nhập tay; bản đồ vẽ từ toạ độ trong CSDL, nền bản đồ lấy của Esri</w:t>
+              <w:t>Tuyến và km nhập tay; bản đồ vẽ từ toạ độ trong CSDL</w:t>
             </w:r>
           </w:p>
         </w:tc>
@@ -1257,7 +2558,7 @@
           <w:p>
             <w:r/>
             <w:r>
-              <w:t>API công nợ và sổ kế toán của anh Khang</w:t>
+              <w:t>API công nợ và sổ kế toán</w:t>
             </w:r>
           </w:p>
         </w:tc>
@@ -1279,7 +2580,7 @@
           <w:p>
             <w:r/>
             <w:r>
-              <w:t>Sổ chứng từ đã ghi đủ mọi tờ kèm định khoản gợi ý, nút "đã đẩy" hiện chỉ đánh dấu, chưa gọi API thật</w:t>
+              <w:t>Sổ chứng từ đã ghi đủ mọi tờ kèm định khoản gợi ý; nút "đã đẩy" mới đánh dấu, chưa gọi API thật</w:t>
             </w:r>
           </w:p>
         </w:tc>
@@ -1292,7 +2593,7 @@
           <w:p>
             <w:r/>
             <w:r>
-              <w:t>Danh mục Acc code từ API bên công nợ</w:t>
+              <w:t>Danh mục Acc code</w:t>
             </w:r>
           </w:p>
         </w:tc>
@@ -1314,108 +2615,13 @@
           <w:p>
             <w:r/>
             <w:r>
-              <w:t>Ô chọn định khoản đang lấy danh mục dự phòng trong mã, có ghi rõ "không có trong danh mục" khi mã lạ</w:t>
+              <w:t>Ô chọn định khoản đang dùng danh mục dự phòng, mã lạ thì ghi rõ "không có trong danh mục"</w:t>
             </w:r>
           </w:p>
         </w:tc>
       </w:tr>
     </w:tbl>
     <w:p/>
-    <w:p>
-      <w:pPr>
-        <w:jc w:val="both"/>
-      </w:pPr>
-      <w:r>
-        <w:t>---</w:t>
-      </w:r>
-    </w:p>
-    <w:p>
-      <w:pPr>
-        <w:pStyle w:val="Heading1"/>
-      </w:pPr>
-      <w:r>
-        <w:rPr>
-          <w:color w:val="145C4A"/>
-        </w:rPr>
-        <w:t>Nhắc khi trả lời về</w:t>
-      </w:r>
-    </w:p>
-    <w:p>
-      <w:pPr>
-        <w:pStyle w:val="ListNumber"/>
-      </w:pPr>
-      <w:r>
-        <w:t>Trả lời tới đâu, sửa tệp này tới đó: gạch việc đã chốt, ghi ngày và ghi rõ họ chọn phương án nào.</w:t>
-      </w:r>
-    </w:p>
-    <w:p>
-      <w:pPr>
-        <w:pStyle w:val="ListNumber"/>
-      </w:pPr>
-      <w:r>
-        <w:t xml:space="preserve">Câu </w:t>
-      </w:r>
-      <w:r>
-        <w:rPr>
-          <w:b/>
-        </w:rPr>
-        <w:t>A1</w:t>
-      </w:r>
-      <w:r>
-        <w:t xml:space="preserve"> chốt trước, vì nó quyết định hình dạng của phiếu — các việc khác đều nhỏ hơn và không</w:t>
-      </w:r>
-    </w:p>
-    <w:p>
-      <w:pPr>
-        <w:jc w:val="both"/>
-      </w:pPr>
-      <w:r>
-        <w:t xml:space="preserve">   chặn nhau.</w:t>
-      </w:r>
-    </w:p>
-    <w:p>
-      <w:pPr>
-        <w:pStyle w:val="ListNumber"/>
-      </w:pPr>
-      <w:r>
-        <w:t xml:space="preserve">Câu </w:t>
-      </w:r>
-      <w:r>
-        <w:rPr>
-          <w:b/>
-        </w:rPr>
-        <w:t>A9</w:t>
-      </w:r>
-      <w:r>
-        <w:t xml:space="preserve"> (mã tài khoản) chốt trước khi bàn giao dữ liệu cho bên anh Khang.</w:t>
-      </w:r>
-    </w:p>
-    <w:p>
-      <w:pPr>
-        <w:pStyle w:val="ListNumber"/>
-      </w:pPr>
-      <w:r>
-        <w:t xml:space="preserve">Chốt </w:t>
-      </w:r>
-      <w:r>
-        <w:rPr>
-          <w:b/>
-        </w:rPr>
-        <w:t>A2</w:t>
-      </w:r>
-      <w:r>
-        <w:t xml:space="preserve"> thì làm luôn </w:t>
-      </w:r>
-      <w:r>
-        <w:rPr>
-          <w:b/>
-        </w:rPr>
-        <w:t>B1</w:t>
-      </w:r>
-      <w:r>
-        <w:t xml:space="preserve"> trong cùng một đợt.</w:t>
-      </w:r>
-    </w:p>
     <w:sectPr>
       <w:pgSz w:w="12240" w:h="15840"/>
       <w:pgMar w:top="1440" w:right="1800" w:bottom="1440" w:left="1800" w:header="720" w:footer="720" w:gutter="0"/>

--- a/DOCS/CONG_VIEC_CHO_ANH_KHAMPLA_CHOT.docx
+++ b/DOCS/CONG_VIEC_CHO_ANH_KHAMPLA_CHOT.docx
@@ -516,6 +516,46 @@
             <w:r/>
             <w:r>
               <w:t>Mới: tồn theo từng lô, sổ nhập xuất, bấm một dòng là mở đúng phiếu</w:t>
+            </w:r>
+          </w:p>
+        </w:tc>
+      </w:tr>
+      <w:tr>
+        <w:tc>
+          <w:tcPr>
+            <w:tcW w:type="dxa" w:w="4320"/>
+          </w:tcPr>
+          <w:p>
+            <w:r/>
+            <w:r>
+              <w:t>Sai số sau khi nhập kho</w:t>
+            </w:r>
+          </w:p>
+        </w:tc>
+        <w:tc>
+          <w:tcPr>
+            <w:tcW w:type="dxa" w:w="4320"/>
+          </w:tcPr>
+          <w:p>
+            <w:r/>
+            <w:r>
+              <w:rPr>
+                <w:b/>
+              </w:rPr>
+              <w:t>Phiếu điều chỉnh kho</w:t>
+            </w:r>
+            <w:r>
+              <w:t xml:space="preserve"> (chốt 21/09, thay cho việc xoá phiếu giao rồi làm lại): kế toán ghi một dòng +/− tấn có lý do vào lô, sinh chứng từ </w:t>
+            </w:r>
+            <w:r>
+              <w:rPr>
+                <w:rFonts w:ascii="Consolas" w:hAnsi="Consolas"/>
+                <w:sz w:val="19"/>
+              </w:rPr>
+              <w:t>DC_HH</w:t>
+            </w:r>
+            <w:r>
+              <w:t>, tồn không được âm, lịch sử nhập/xuất giữ nguyên. Phiếu gom đã nhập kho thì dòng hàng và cân đóng lại</w:t>
             </w:r>
           </w:p>
         </w:tc>

--- a/DOCS/CONG_VIEC_CHO_ANH_KHAMPLA_CHOT.docx
+++ b/DOCS/CONG_VIEC_CHO_ANH_KHAMPLA_CHOT.docx
@@ -2598,7 +2598,10 @@
           <w:p>
             <w:r/>
             <w:r>
-              <w:t>API công nợ và sổ kế toán</w:t>
+              <w:rPr>
+                <w:b/>
+              </w:rPr>
+              <w:t>Đường nhận chứng từ</w:t>
             </w:r>
           </w:p>
         </w:tc>
@@ -2620,7 +2623,110 @@
           <w:p>
             <w:r/>
             <w:r>
-              <w:t>Sổ chứng từ đã ghi đủ mọi tờ kèm định khoản gợi ý; nút "đã đẩy" mới đánh dấu, chưa gọi API thật</w:t>
+              <w:rPr>
+                <w:b/>
+              </w:rPr>
+              <w:t>Bên mình đã làm xong lớp đẩy</w:t>
+            </w:r>
+            <w:r>
+              <w:t xml:space="preserve"> (21/09): nút Đẩy, thử lại khi lỗi, chống gửi trùng, Sếp đặt địa chỉ và token trong màn hình. Hợp đồng JSON đề nghị ở </w:t>
+            </w:r>
+            <w:r>
+              <w:rPr>
+                <w:rFonts w:ascii="Consolas" w:hAnsi="Consolas"/>
+                <w:sz w:val="19"/>
+              </w:rPr>
+              <w:t>HOP_DONG_API_ANH_KHANG.md</w:t>
+            </w:r>
+            <w:r>
+              <w:t xml:space="preserve">. Chỉ chờ anh Khang cho địa chỉ + token, và chốt tên đường nếu muốn khác </w:t>
+            </w:r>
+            <w:r>
+              <w:rPr>
+                <w:rFonts w:ascii="Consolas" w:hAnsi="Consolas"/>
+                <w:sz w:val="19"/>
+              </w:rPr>
+              <w:t>/api/v1/epl-lao/vouchers</w:t>
+            </w:r>
+          </w:p>
+        </w:tc>
+      </w:tr>
+      <w:tr>
+        <w:tc>
+          <w:tcPr>
+            <w:tcW w:type="dxa" w:w="2880"/>
+          </w:tcPr>
+          <w:p>
+            <w:r/>
+            <w:r>
+              <w:t>Mã tài khoản còn thiếu (tiền mặt, ngân hàng, hàng khách gửi, giá vốn)</w:t>
+            </w:r>
+          </w:p>
+        </w:tc>
+        <w:tc>
+          <w:tcPr>
+            <w:tcW w:type="dxa" w:w="2880"/>
+          </w:tcPr>
+          <w:p>
+            <w:r/>
+            <w:r>
+              <w:t>Anh Khang</w:t>
+            </w:r>
+          </w:p>
+        </w:tc>
+        <w:tc>
+          <w:tcPr>
+            <w:tcW w:type="dxa" w:w="2880"/>
+          </w:tcPr>
+          <w:p>
+            <w:r/>
+            <w:r>
+              <w:t xml:space="preserve">Đang để tên không mã; sửa một bảng </w:t>
+            </w:r>
+            <w:r>
+              <w:rPr>
+                <w:rFonts w:ascii="Consolas" w:hAnsi="Consolas"/>
+                <w:sz w:val="19"/>
+              </w:rPr>
+              <w:t>services/chung_tu.py</w:t>
+            </w:r>
+            <w:r>
+              <w:t xml:space="preserve"> khi có</w:t>
+            </w:r>
+          </w:p>
+        </w:tc>
+      </w:tr>
+      <w:tr>
+        <w:tc>
+          <w:tcPr>
+            <w:tcW w:type="dxa" w:w="2880"/>
+          </w:tcPr>
+          <w:p>
+            <w:r/>
+            <w:r>
+              <w:t>API công nợ phải thu / phải trả</w:t>
+            </w:r>
+          </w:p>
+        </w:tc>
+        <w:tc>
+          <w:tcPr>
+            <w:tcW w:type="dxa" w:w="2880"/>
+          </w:tcPr>
+          <w:p>
+            <w:r/>
+            <w:r>
+              <w:t>Anh Khang</w:t>
+            </w:r>
+          </w:p>
+        </w:tc>
+        <w:tc>
+          <w:tcPr>
+            <w:tcW w:type="dxa" w:w="2880"/>
+          </w:tcPr>
+          <w:p>
+            <w:r/>
+            <w:r>
+              <w:t>Chưa làm; chỉ đọc và hiện nếu anh có đường sẵn</w:t>
             </w:r>
           </w:p>
         </w:tc>
